--- a/report (Итоговый отчет) .docx
+++ b/report (Итоговый отчет) .docx
@@ -428,6 +428,18 @@
         </w:rPr>
         <w:t xml:space="preserve"> </w:t>
       </w:r>
+      <w:r>
+        <w:rPr>
+          <w:rFonts w:ascii="Segoe UI" w:eastAsia="Times New Roman" w:hAnsi="Segoe UI" w:cs="Segoe UI"/>
+          <w:color w:val="0F1115"/>
+          <w:sz w:val="24"/>
+          <w:szCs w:val="24"/>
+          <w:lang w:eastAsia="ru-RU"/>
+        </w:rPr>
+        <w:t>В.С.</w:t>
+      </w:r>
+      <w:bookmarkStart w:id="0" w:name="_GoBack"/>
+      <w:bookmarkEnd w:id="0"/>
       <w:r>
         <w:rPr>
           <w:rFonts w:ascii="Segoe UI" w:eastAsia="Times New Roman" w:hAnsi="Segoe UI" w:cs="Segoe UI"/>
@@ -13711,7 +13723,7 @@
           <w:color w:val="0F1115"/>
           <w:sz w:val="20"/>
           <w:szCs w:val="20"/>
-          <w:lang w:val="en-US" w:eastAsia="ru-RU"/>
+          <w:lang w:eastAsia="ru-RU"/>
         </w:rPr>
       </w:pPr>
       <w:r>
@@ -13724,7 +13736,6 @@
         </w:rPr>
         <w:t xml:space="preserve">        </w:t>
       </w:r>
-      <w:proofErr w:type="spellStart"/>
       <w:proofErr w:type="gramStart"/>
       <w:r>
         <w:rPr>
@@ -13742,7 +13753,7 @@
           <w:color w:val="383A42"/>
           <w:sz w:val="20"/>
           <w:szCs w:val="20"/>
-          <w:lang w:val="en-US" w:eastAsia="ru-RU"/>
+          <w:lang w:eastAsia="ru-RU"/>
         </w:rPr>
         <w:t>.</w:t>
       </w:r>
@@ -13762,7 +13773,7 @@
           <w:color w:val="383A42"/>
           <w:sz w:val="20"/>
           <w:szCs w:val="20"/>
-          <w:lang w:val="en-US" w:eastAsia="ru-RU"/>
+          <w:lang w:eastAsia="ru-RU"/>
         </w:rPr>
         <w:t>.</w:t>
       </w:r>
@@ -13776,14 +13787,13 @@
         </w:rPr>
         <w:t>title</w:t>
       </w:r>
-      <w:proofErr w:type="spellEnd"/>
       <w:r>
         <w:rPr>
           <w:rFonts w:ascii="Courier New" w:eastAsia="Times New Roman" w:hAnsi="Courier New" w:cs="Courier New"/>
           <w:color w:val="383A42"/>
           <w:sz w:val="20"/>
           <w:szCs w:val="20"/>
-          <w:lang w:val="en-US" w:eastAsia="ru-RU"/>
+          <w:lang w:eastAsia="ru-RU"/>
         </w:rPr>
         <w:t>(</w:t>
       </w:r>
@@ -13794,7 +13804,7 @@
           <w:color w:val="50A14F"/>
           <w:sz w:val="20"/>
           <w:szCs w:val="20"/>
-          <w:lang w:val="en-US" w:eastAsia="ru-RU"/>
+          <w:lang w:eastAsia="ru-RU"/>
         </w:rPr>
         <w:t>"</w:t>
       </w:r>
@@ -13814,7 +13824,7 @@
           <w:color w:val="50A14F"/>
           <w:sz w:val="20"/>
           <w:szCs w:val="20"/>
-          <w:lang w:val="en-US" w:eastAsia="ru-RU"/>
+          <w:lang w:eastAsia="ru-RU"/>
         </w:rPr>
         <w:t xml:space="preserve"> </w:t>
       </w:r>
@@ -13834,7 +13844,7 @@
           <w:color w:val="50A14F"/>
           <w:sz w:val="20"/>
           <w:szCs w:val="20"/>
-          <w:lang w:val="en-US" w:eastAsia="ru-RU"/>
+          <w:lang w:eastAsia="ru-RU"/>
         </w:rPr>
         <w:t xml:space="preserve"> </w:t>
       </w:r>
@@ -13854,7 +13864,7 @@
           <w:color w:val="50A14F"/>
           <w:sz w:val="20"/>
           <w:szCs w:val="20"/>
-          <w:lang w:val="en-US" w:eastAsia="ru-RU"/>
+          <w:lang w:eastAsia="ru-RU"/>
         </w:rPr>
         <w:t>"</w:t>
       </w:r>
@@ -13864,7 +13874,7 @@
           <w:color w:val="383A42"/>
           <w:sz w:val="20"/>
           <w:szCs w:val="20"/>
-          <w:lang w:val="en-US" w:eastAsia="ru-RU"/>
+          <w:lang w:eastAsia="ru-RU"/>
         </w:rPr>
         <w:t>)</w:t>
       </w:r>
@@ -13905,7 +13915,7 @@
           <w:color w:val="0F1115"/>
           <w:sz w:val="20"/>
           <w:szCs w:val="20"/>
-          <w:lang w:val="en-US" w:eastAsia="ru-RU"/>
+          <w:lang w:eastAsia="ru-RU"/>
         </w:rPr>
         <w:t xml:space="preserve">        </w:t>
       </w:r>
@@ -25659,8 +25669,6 @@
           <w:lang w:eastAsia="ru-RU"/>
         </w:rPr>
       </w:pPr>
-      <w:bookmarkStart w:id="0" w:name="_GoBack"/>
-      <w:bookmarkEnd w:id="0"/>
     </w:p>
     <w:p>
       <w:pPr>
@@ -28898,7 +28906,7 @@
 </file>
 
 <file path=customXml/itemProps1.xml><?xml version="1.0" encoding="utf-8"?>
-<ds:datastoreItem xmlns:ds="http://schemas.openxmlformats.org/officeDocument/2006/customXml" ds:itemID="{9E2FFE8C-4757-40D6-BEC1-95F8BCFAA5F3}">
+<ds:datastoreItem xmlns:ds="http://schemas.openxmlformats.org/officeDocument/2006/customXml" ds:itemID="{44402EB1-2D2F-4969-B3DC-73AEEDBF775C}">
   <ds:schemaRefs>
     <ds:schemaRef ds:uri="http://schemas.openxmlformats.org/officeDocument/2006/bibliography"/>
   </ds:schemaRefs>

--- a/report (Итоговый отчет) .docx
+++ b/report (Итоговый отчет) .docx
@@ -1,6 +1,6 @@
 
 <file path=word/document.xml><?xml version="1.0" encoding="utf-8"?>
-<w:document xmlns:wpc="http://schemas.microsoft.com/office/word/2010/wordprocessingCanvas" xmlns:mc="http://schemas.openxmlformats.org/markup-compatibility/2006" xmlns:o="urn:schemas-microsoft-com:office:office" xmlns:r="http://schemas.openxmlformats.org/officeDocument/2006/relationships" xmlns:m="http://schemas.openxmlformats.org/officeDocument/2006/math" xmlns:v="urn:schemas-microsoft-com:vml" xmlns:wp14="http://schemas.microsoft.com/office/word/2010/wordprocessingDrawing" xmlns:wp="http://schemas.openxmlformats.org/drawingml/2006/wordprocessingDrawing" xmlns:w10="urn:schemas-microsoft-com:office:word" xmlns:w="http://schemas.openxmlformats.org/wordprocessingml/2006/main" xmlns:w14="http://schemas.microsoft.com/office/word/2010/wordml" xmlns:w15="http://schemas.microsoft.com/office/word/2012/wordml" xmlns:wpg="http://schemas.microsoft.com/office/word/2010/wordprocessingGroup" xmlns:wpi="http://schemas.microsoft.com/office/word/2010/wordprocessingInk" xmlns:wne="http://schemas.microsoft.com/office/word/2006/wordml" xmlns:wps="http://schemas.microsoft.com/office/word/2010/wordprocessingShape" mc:Ignorable="w14 w15 wp14">
+<w:document xmlns:wpc="http://schemas.microsoft.com/office/word/2010/wordprocessingCanvas" xmlns:cx="http://schemas.microsoft.com/office/drawing/2014/chartex" xmlns:mc="http://schemas.openxmlformats.org/markup-compatibility/2006" xmlns:o="urn:schemas-microsoft-com:office:office" xmlns:r="http://schemas.openxmlformats.org/officeDocument/2006/relationships" xmlns:m="http://schemas.openxmlformats.org/officeDocument/2006/math" xmlns:v="urn:schemas-microsoft-com:vml" xmlns:wp14="http://schemas.microsoft.com/office/word/2010/wordprocessingDrawing" xmlns:wp="http://schemas.openxmlformats.org/drawingml/2006/wordprocessingDrawing" xmlns:w10="urn:schemas-microsoft-com:office:word" xmlns:w="http://schemas.openxmlformats.org/wordprocessingml/2006/main" xmlns:w14="http://schemas.microsoft.com/office/word/2010/wordml" xmlns:w15="http://schemas.microsoft.com/office/word/2012/wordml" xmlns:w16se="http://schemas.microsoft.com/office/word/2015/wordml/symex" xmlns:wpg="http://schemas.microsoft.com/office/word/2010/wordprocessingGroup" xmlns:wpi="http://schemas.microsoft.com/office/word/2010/wordprocessingInk" xmlns:wne="http://schemas.microsoft.com/office/word/2006/wordml" xmlns:wps="http://schemas.microsoft.com/office/word/2010/wordprocessingShape" mc:Ignorable="w14 w15 w16se wp14">
   <w:body>
     <w:p>
       <w:pPr>
@@ -438,8 +438,6 @@
         </w:rPr>
         <w:t>В.С.</w:t>
       </w:r>
-      <w:bookmarkStart w:id="0" w:name="_GoBack"/>
-      <w:bookmarkEnd w:id="0"/>
       <w:r>
         <w:rPr>
           <w:rFonts w:ascii="Segoe UI" w:eastAsia="Times New Roman" w:hAnsi="Segoe UI" w:cs="Segoe UI"/>
@@ -1006,27 +1004,7 @@
                 <w:szCs w:val="24"/>
                 <w:lang w:eastAsia="ru-RU"/>
               </w:rPr>
-              <w:t xml:space="preserve">любое </w:t>
-            </w:r>
-            <w:proofErr w:type="gramStart"/>
-            <w:r>
-              <w:rPr>
-                <w:rFonts w:ascii="Times New Roman" w:eastAsia="Times New Roman" w:hAnsi="Times New Roman" w:cs="Times New Roman"/>
-                <w:sz w:val="24"/>
-                <w:szCs w:val="24"/>
-                <w:lang w:eastAsia="ru-RU"/>
-              </w:rPr>
-              <w:t>число &gt;</w:t>
-            </w:r>
-            <w:proofErr w:type="gramEnd"/>
-            <w:r>
-              <w:rPr>
-                <w:rFonts w:ascii="Times New Roman" w:eastAsia="Times New Roman" w:hAnsi="Times New Roman" w:cs="Times New Roman"/>
-                <w:sz w:val="24"/>
-                <w:szCs w:val="24"/>
-                <w:lang w:eastAsia="ru-RU"/>
-              </w:rPr>
-              <w:t xml:space="preserve"> 0</w:t>
+              <w:t>любое число &gt; 0</w:t>
             </w:r>
           </w:p>
         </w:tc>
@@ -3080,6 +3058,465 @@
           <w:lang w:eastAsia="ru-RU"/>
         </w:rPr>
       </w:pPr>
+      <w:r>
+        <w:rPr>
+          <w:rFonts w:ascii="Courier New" w:eastAsia="Times New Roman" w:hAnsi="Courier New" w:cs="Courier New"/>
+          <w:noProof/>
+          <w:color w:val="0F1115"/>
+          <w:sz w:val="20"/>
+          <w:szCs w:val="20"/>
+          <w:lang w:eastAsia="ru-RU"/>
+        </w:rPr>
+        <w:drawing>
+          <wp:inline distT="0" distB="0" distL="0" distR="0">
+            <wp:extent cx="5940425" cy="3341489"/>
+            <wp:effectExtent l="0" t="0" r="3175" b="0"/>
+            <wp:docPr id="3" name="Рисунок 3" descr="C:\Users\user\Desktop\--main\docs\Снимок.PNG"/>
+            <wp:cNvGraphicFramePr>
+              <a:graphicFrameLocks xmlns:a="http://schemas.openxmlformats.org/drawingml/2006/main" noChangeAspect="1"/>
+            </wp:cNvGraphicFramePr>
+            <a:graphic xmlns:a="http://schemas.openxmlformats.org/drawingml/2006/main">
+              <a:graphicData uri="http://schemas.openxmlformats.org/drawingml/2006/picture">
+                <pic:pic xmlns:pic="http://schemas.openxmlformats.org/drawingml/2006/picture">
+                  <pic:nvPicPr>
+                    <pic:cNvPr id="0" name="Picture 1" descr="C:\Users\user\Desktop\--main\docs\Снимок.PNG"/>
+                    <pic:cNvPicPr>
+                      <a:picLocks noChangeAspect="1" noChangeArrowheads="1"/>
+                    </pic:cNvPicPr>
+                  </pic:nvPicPr>
+                  <pic:blipFill>
+                    <a:blip r:embed="rId6" cstate="print">
+                      <a:extLst>
+                        <a:ext uri="{28A0092B-C50C-407E-A947-70E740481C1C}">
+                          <a14:useLocalDpi xmlns:a14="http://schemas.microsoft.com/office/drawing/2010/main" val="0"/>
+                        </a:ext>
+                      </a:extLst>
+                    </a:blip>
+                    <a:srcRect/>
+                    <a:stretch>
+                      <a:fillRect/>
+                    </a:stretch>
+                  </pic:blipFill>
+                  <pic:spPr bwMode="auto">
+                    <a:xfrm>
+                      <a:off x="0" y="0"/>
+                      <a:ext cx="5940425" cy="3341489"/>
+                    </a:xfrm>
+                    <a:prstGeom prst="rect">
+                      <a:avLst/>
+                    </a:prstGeom>
+                    <a:noFill/>
+                    <a:ln>
+                      <a:noFill/>
+                    </a:ln>
+                  </pic:spPr>
+                </pic:pic>
+              </a:graphicData>
+            </a:graphic>
+          </wp:inline>
+        </w:drawing>
+      </w:r>
+    </w:p>
+    <w:p>
+      <w:pPr>
+        <w:tabs>
+          <w:tab w:val="left" w:pos="916"/>
+          <w:tab w:val="left" w:pos="1832"/>
+          <w:tab w:val="left" w:pos="2748"/>
+          <w:tab w:val="left" w:pos="3664"/>
+          <w:tab w:val="left" w:pos="4580"/>
+          <w:tab w:val="left" w:pos="5496"/>
+          <w:tab w:val="left" w:pos="6412"/>
+          <w:tab w:val="left" w:pos="7328"/>
+          <w:tab w:val="left" w:pos="8244"/>
+          <w:tab w:val="left" w:pos="9160"/>
+          <w:tab w:val="left" w:pos="10076"/>
+          <w:tab w:val="left" w:pos="10992"/>
+          <w:tab w:val="left" w:pos="11908"/>
+          <w:tab w:val="left" w:pos="12824"/>
+          <w:tab w:val="left" w:pos="13740"/>
+          <w:tab w:val="left" w:pos="14656"/>
+        </w:tabs>
+        <w:wordWrap w:val="0"/>
+        <w:spacing w:line="240" w:lineRule="auto"/>
+        <w:rPr>
+          <w:rFonts w:ascii="Courier New" w:eastAsia="Times New Roman" w:hAnsi="Courier New" w:cs="Courier New"/>
+          <w:color w:val="0F1115"/>
+          <w:sz w:val="20"/>
+          <w:szCs w:val="20"/>
+          <w:lang w:eastAsia="ru-RU"/>
+        </w:rPr>
+      </w:pPr>
+    </w:p>
+    <w:p>
+      <w:pPr>
+        <w:tabs>
+          <w:tab w:val="left" w:pos="916"/>
+          <w:tab w:val="left" w:pos="1832"/>
+          <w:tab w:val="left" w:pos="2748"/>
+          <w:tab w:val="left" w:pos="3664"/>
+          <w:tab w:val="left" w:pos="4580"/>
+          <w:tab w:val="left" w:pos="5496"/>
+          <w:tab w:val="left" w:pos="6412"/>
+          <w:tab w:val="left" w:pos="7328"/>
+          <w:tab w:val="left" w:pos="8244"/>
+          <w:tab w:val="left" w:pos="9160"/>
+          <w:tab w:val="left" w:pos="10076"/>
+          <w:tab w:val="left" w:pos="10992"/>
+          <w:tab w:val="left" w:pos="11908"/>
+          <w:tab w:val="left" w:pos="12824"/>
+          <w:tab w:val="left" w:pos="13740"/>
+          <w:tab w:val="left" w:pos="14656"/>
+        </w:tabs>
+        <w:wordWrap w:val="0"/>
+        <w:spacing w:line="240" w:lineRule="auto"/>
+        <w:rPr>
+          <w:rFonts w:ascii="Courier New" w:eastAsia="Times New Roman" w:hAnsi="Courier New" w:cs="Courier New"/>
+          <w:color w:val="0F1115"/>
+          <w:sz w:val="20"/>
+          <w:szCs w:val="20"/>
+          <w:lang w:eastAsia="ru-RU"/>
+        </w:rPr>
+      </w:pPr>
+    </w:p>
+    <w:p>
+      <w:pPr>
+        <w:tabs>
+          <w:tab w:val="left" w:pos="916"/>
+          <w:tab w:val="left" w:pos="1832"/>
+          <w:tab w:val="left" w:pos="2748"/>
+          <w:tab w:val="left" w:pos="3664"/>
+          <w:tab w:val="left" w:pos="4580"/>
+          <w:tab w:val="left" w:pos="5496"/>
+          <w:tab w:val="left" w:pos="6412"/>
+          <w:tab w:val="left" w:pos="7328"/>
+          <w:tab w:val="left" w:pos="8244"/>
+          <w:tab w:val="left" w:pos="9160"/>
+          <w:tab w:val="left" w:pos="10076"/>
+          <w:tab w:val="left" w:pos="10992"/>
+          <w:tab w:val="left" w:pos="11908"/>
+          <w:tab w:val="left" w:pos="12824"/>
+          <w:tab w:val="left" w:pos="13740"/>
+          <w:tab w:val="left" w:pos="14656"/>
+        </w:tabs>
+        <w:wordWrap w:val="0"/>
+        <w:spacing w:line="240" w:lineRule="auto"/>
+        <w:rPr>
+          <w:rFonts w:ascii="Courier New" w:eastAsia="Times New Roman" w:hAnsi="Courier New" w:cs="Courier New"/>
+          <w:color w:val="0F1115"/>
+          <w:sz w:val="20"/>
+          <w:szCs w:val="20"/>
+          <w:lang w:eastAsia="ru-RU"/>
+        </w:rPr>
+      </w:pPr>
+    </w:p>
+    <w:p>
+      <w:pPr>
+        <w:tabs>
+          <w:tab w:val="left" w:pos="916"/>
+          <w:tab w:val="left" w:pos="1832"/>
+          <w:tab w:val="left" w:pos="2748"/>
+          <w:tab w:val="left" w:pos="3664"/>
+          <w:tab w:val="left" w:pos="4580"/>
+          <w:tab w:val="left" w:pos="5496"/>
+          <w:tab w:val="left" w:pos="6412"/>
+          <w:tab w:val="left" w:pos="7328"/>
+          <w:tab w:val="left" w:pos="8244"/>
+          <w:tab w:val="left" w:pos="9160"/>
+          <w:tab w:val="left" w:pos="10076"/>
+          <w:tab w:val="left" w:pos="10992"/>
+          <w:tab w:val="left" w:pos="11908"/>
+          <w:tab w:val="left" w:pos="12824"/>
+          <w:tab w:val="left" w:pos="13740"/>
+          <w:tab w:val="left" w:pos="14656"/>
+        </w:tabs>
+        <w:wordWrap w:val="0"/>
+        <w:spacing w:line="240" w:lineRule="auto"/>
+        <w:rPr>
+          <w:rFonts w:ascii="Courier New" w:eastAsia="Times New Roman" w:hAnsi="Courier New" w:cs="Courier New"/>
+          <w:color w:val="0F1115"/>
+          <w:sz w:val="20"/>
+          <w:szCs w:val="20"/>
+          <w:lang w:eastAsia="ru-RU"/>
+        </w:rPr>
+      </w:pPr>
+    </w:p>
+    <w:p>
+      <w:pPr>
+        <w:tabs>
+          <w:tab w:val="left" w:pos="916"/>
+          <w:tab w:val="left" w:pos="1832"/>
+          <w:tab w:val="left" w:pos="2748"/>
+          <w:tab w:val="left" w:pos="3664"/>
+          <w:tab w:val="left" w:pos="4580"/>
+          <w:tab w:val="left" w:pos="5496"/>
+          <w:tab w:val="left" w:pos="6412"/>
+          <w:tab w:val="left" w:pos="7328"/>
+          <w:tab w:val="left" w:pos="8244"/>
+          <w:tab w:val="left" w:pos="9160"/>
+          <w:tab w:val="left" w:pos="10076"/>
+          <w:tab w:val="left" w:pos="10992"/>
+          <w:tab w:val="left" w:pos="11908"/>
+          <w:tab w:val="left" w:pos="12824"/>
+          <w:tab w:val="left" w:pos="13740"/>
+          <w:tab w:val="left" w:pos="14656"/>
+        </w:tabs>
+        <w:wordWrap w:val="0"/>
+        <w:spacing w:line="240" w:lineRule="auto"/>
+        <w:rPr>
+          <w:rFonts w:ascii="Courier New" w:eastAsia="Times New Roman" w:hAnsi="Courier New" w:cs="Courier New"/>
+          <w:color w:val="0F1115"/>
+          <w:sz w:val="20"/>
+          <w:szCs w:val="20"/>
+          <w:lang w:eastAsia="ru-RU"/>
+        </w:rPr>
+      </w:pPr>
+    </w:p>
+    <w:p>
+      <w:pPr>
+        <w:tabs>
+          <w:tab w:val="left" w:pos="916"/>
+          <w:tab w:val="left" w:pos="1832"/>
+          <w:tab w:val="left" w:pos="2748"/>
+          <w:tab w:val="left" w:pos="3664"/>
+          <w:tab w:val="left" w:pos="4580"/>
+          <w:tab w:val="left" w:pos="5496"/>
+          <w:tab w:val="left" w:pos="6412"/>
+          <w:tab w:val="left" w:pos="7328"/>
+          <w:tab w:val="left" w:pos="8244"/>
+          <w:tab w:val="left" w:pos="9160"/>
+          <w:tab w:val="left" w:pos="10076"/>
+          <w:tab w:val="left" w:pos="10992"/>
+          <w:tab w:val="left" w:pos="11908"/>
+          <w:tab w:val="left" w:pos="12824"/>
+          <w:tab w:val="left" w:pos="13740"/>
+          <w:tab w:val="left" w:pos="14656"/>
+        </w:tabs>
+        <w:wordWrap w:val="0"/>
+        <w:spacing w:line="240" w:lineRule="auto"/>
+        <w:rPr>
+          <w:rFonts w:ascii="Courier New" w:eastAsia="Times New Roman" w:hAnsi="Courier New" w:cs="Courier New"/>
+          <w:color w:val="0F1115"/>
+          <w:sz w:val="20"/>
+          <w:szCs w:val="20"/>
+          <w:lang w:eastAsia="ru-RU"/>
+        </w:rPr>
+      </w:pPr>
+    </w:p>
+    <w:p>
+      <w:pPr>
+        <w:tabs>
+          <w:tab w:val="left" w:pos="916"/>
+          <w:tab w:val="left" w:pos="1832"/>
+          <w:tab w:val="left" w:pos="2748"/>
+          <w:tab w:val="left" w:pos="3664"/>
+          <w:tab w:val="left" w:pos="4580"/>
+          <w:tab w:val="left" w:pos="5496"/>
+          <w:tab w:val="left" w:pos="6412"/>
+          <w:tab w:val="left" w:pos="7328"/>
+          <w:tab w:val="left" w:pos="8244"/>
+          <w:tab w:val="left" w:pos="9160"/>
+          <w:tab w:val="left" w:pos="10076"/>
+          <w:tab w:val="left" w:pos="10992"/>
+          <w:tab w:val="left" w:pos="11908"/>
+          <w:tab w:val="left" w:pos="12824"/>
+          <w:tab w:val="left" w:pos="13740"/>
+          <w:tab w:val="left" w:pos="14656"/>
+        </w:tabs>
+        <w:wordWrap w:val="0"/>
+        <w:spacing w:line="240" w:lineRule="auto"/>
+        <w:rPr>
+          <w:rFonts w:ascii="Courier New" w:eastAsia="Times New Roman" w:hAnsi="Courier New" w:cs="Courier New"/>
+          <w:color w:val="0F1115"/>
+          <w:sz w:val="20"/>
+          <w:szCs w:val="20"/>
+          <w:lang w:eastAsia="ru-RU"/>
+        </w:rPr>
+      </w:pPr>
+    </w:p>
+    <w:p>
+      <w:pPr>
+        <w:tabs>
+          <w:tab w:val="left" w:pos="916"/>
+          <w:tab w:val="left" w:pos="1832"/>
+          <w:tab w:val="left" w:pos="2748"/>
+          <w:tab w:val="left" w:pos="3664"/>
+          <w:tab w:val="left" w:pos="4580"/>
+          <w:tab w:val="left" w:pos="5496"/>
+          <w:tab w:val="left" w:pos="6412"/>
+          <w:tab w:val="left" w:pos="7328"/>
+          <w:tab w:val="left" w:pos="8244"/>
+          <w:tab w:val="left" w:pos="9160"/>
+          <w:tab w:val="left" w:pos="10076"/>
+          <w:tab w:val="left" w:pos="10992"/>
+          <w:tab w:val="left" w:pos="11908"/>
+          <w:tab w:val="left" w:pos="12824"/>
+          <w:tab w:val="left" w:pos="13740"/>
+          <w:tab w:val="left" w:pos="14656"/>
+        </w:tabs>
+        <w:wordWrap w:val="0"/>
+        <w:spacing w:line="240" w:lineRule="auto"/>
+        <w:rPr>
+          <w:rFonts w:ascii="Courier New" w:eastAsia="Times New Roman" w:hAnsi="Courier New" w:cs="Courier New"/>
+          <w:color w:val="0F1115"/>
+          <w:sz w:val="20"/>
+          <w:szCs w:val="20"/>
+          <w:lang w:eastAsia="ru-RU"/>
+        </w:rPr>
+      </w:pPr>
+      <w:bookmarkStart w:id="0" w:name="_GoBack"/>
+      <w:r>
+        <w:rPr>
+          <w:rFonts w:ascii="Courier New" w:eastAsia="Times New Roman" w:hAnsi="Courier New" w:cs="Courier New"/>
+          <w:noProof/>
+          <w:color w:val="0F1115"/>
+          <w:sz w:val="20"/>
+          <w:szCs w:val="20"/>
+          <w:lang w:eastAsia="ru-RU"/>
+        </w:rPr>
+        <w:drawing>
+          <wp:inline distT="0" distB="0" distL="0" distR="0">
+            <wp:extent cx="5940425" cy="3341489"/>
+            <wp:effectExtent l="0" t="0" r="3175" b="0"/>
+            <wp:docPr id="4" name="Рисунок 4" descr="C:\Users\user\Desktop\--main\docs\Снимок1.PNG"/>
+            <wp:cNvGraphicFramePr>
+              <a:graphicFrameLocks xmlns:a="http://schemas.openxmlformats.org/drawingml/2006/main" noChangeAspect="1"/>
+            </wp:cNvGraphicFramePr>
+            <a:graphic xmlns:a="http://schemas.openxmlformats.org/drawingml/2006/main">
+              <a:graphicData uri="http://schemas.openxmlformats.org/drawingml/2006/picture">
+                <pic:pic xmlns:pic="http://schemas.openxmlformats.org/drawingml/2006/picture">
+                  <pic:nvPicPr>
+                    <pic:cNvPr id="0" name="Picture 2" descr="C:\Users\user\Desktop\--main\docs\Снимок1.PNG"/>
+                    <pic:cNvPicPr>
+                      <a:picLocks noChangeAspect="1" noChangeArrowheads="1"/>
+                    </pic:cNvPicPr>
+                  </pic:nvPicPr>
+                  <pic:blipFill>
+                    <a:blip r:embed="rId7" cstate="print">
+                      <a:extLst>
+                        <a:ext uri="{28A0092B-C50C-407E-A947-70E740481C1C}">
+                          <a14:useLocalDpi xmlns:a14="http://schemas.microsoft.com/office/drawing/2010/main" val="0"/>
+                        </a:ext>
+                      </a:extLst>
+                    </a:blip>
+                    <a:srcRect/>
+                    <a:stretch>
+                      <a:fillRect/>
+                    </a:stretch>
+                  </pic:blipFill>
+                  <pic:spPr bwMode="auto">
+                    <a:xfrm>
+                      <a:off x="0" y="0"/>
+                      <a:ext cx="5940425" cy="3341489"/>
+                    </a:xfrm>
+                    <a:prstGeom prst="rect">
+                      <a:avLst/>
+                    </a:prstGeom>
+                    <a:noFill/>
+                    <a:ln>
+                      <a:noFill/>
+                    </a:ln>
+                  </pic:spPr>
+                </pic:pic>
+              </a:graphicData>
+            </a:graphic>
+          </wp:inline>
+        </w:drawing>
+      </w:r>
+      <w:bookmarkEnd w:id="0"/>
+    </w:p>
+    <w:p>
+      <w:pPr>
+        <w:tabs>
+          <w:tab w:val="left" w:pos="916"/>
+          <w:tab w:val="left" w:pos="1832"/>
+          <w:tab w:val="left" w:pos="2748"/>
+          <w:tab w:val="left" w:pos="3664"/>
+          <w:tab w:val="left" w:pos="4580"/>
+          <w:tab w:val="left" w:pos="5496"/>
+          <w:tab w:val="left" w:pos="6412"/>
+          <w:tab w:val="left" w:pos="7328"/>
+          <w:tab w:val="left" w:pos="8244"/>
+          <w:tab w:val="left" w:pos="9160"/>
+          <w:tab w:val="left" w:pos="10076"/>
+          <w:tab w:val="left" w:pos="10992"/>
+          <w:tab w:val="left" w:pos="11908"/>
+          <w:tab w:val="left" w:pos="12824"/>
+          <w:tab w:val="left" w:pos="13740"/>
+          <w:tab w:val="left" w:pos="14656"/>
+        </w:tabs>
+        <w:wordWrap w:val="0"/>
+        <w:spacing w:line="240" w:lineRule="auto"/>
+        <w:rPr>
+          <w:rFonts w:ascii="Courier New" w:eastAsia="Times New Roman" w:hAnsi="Courier New" w:cs="Courier New"/>
+          <w:color w:val="0F1115"/>
+          <w:sz w:val="20"/>
+          <w:szCs w:val="20"/>
+          <w:lang w:eastAsia="ru-RU"/>
+        </w:rPr>
+      </w:pPr>
+    </w:p>
+    <w:p>
+      <w:pPr>
+        <w:tabs>
+          <w:tab w:val="left" w:pos="916"/>
+          <w:tab w:val="left" w:pos="1832"/>
+          <w:tab w:val="left" w:pos="2748"/>
+          <w:tab w:val="left" w:pos="3664"/>
+          <w:tab w:val="left" w:pos="4580"/>
+          <w:tab w:val="left" w:pos="5496"/>
+          <w:tab w:val="left" w:pos="6412"/>
+          <w:tab w:val="left" w:pos="7328"/>
+          <w:tab w:val="left" w:pos="8244"/>
+          <w:tab w:val="left" w:pos="9160"/>
+          <w:tab w:val="left" w:pos="10076"/>
+          <w:tab w:val="left" w:pos="10992"/>
+          <w:tab w:val="left" w:pos="11908"/>
+          <w:tab w:val="left" w:pos="12824"/>
+          <w:tab w:val="left" w:pos="13740"/>
+          <w:tab w:val="left" w:pos="14656"/>
+        </w:tabs>
+        <w:wordWrap w:val="0"/>
+        <w:spacing w:line="240" w:lineRule="auto"/>
+        <w:rPr>
+          <w:rFonts w:ascii="Courier New" w:eastAsia="Times New Roman" w:hAnsi="Courier New" w:cs="Courier New"/>
+          <w:color w:val="0F1115"/>
+          <w:sz w:val="20"/>
+          <w:szCs w:val="20"/>
+          <w:lang w:eastAsia="ru-RU"/>
+        </w:rPr>
+      </w:pPr>
+    </w:p>
+    <w:p>
+      <w:pPr>
+        <w:tabs>
+          <w:tab w:val="left" w:pos="916"/>
+          <w:tab w:val="left" w:pos="1832"/>
+          <w:tab w:val="left" w:pos="2748"/>
+          <w:tab w:val="left" w:pos="3664"/>
+          <w:tab w:val="left" w:pos="4580"/>
+          <w:tab w:val="left" w:pos="5496"/>
+          <w:tab w:val="left" w:pos="6412"/>
+          <w:tab w:val="left" w:pos="7328"/>
+          <w:tab w:val="left" w:pos="8244"/>
+          <w:tab w:val="left" w:pos="9160"/>
+          <w:tab w:val="left" w:pos="10076"/>
+          <w:tab w:val="left" w:pos="10992"/>
+          <w:tab w:val="left" w:pos="11908"/>
+          <w:tab w:val="left" w:pos="12824"/>
+          <w:tab w:val="left" w:pos="13740"/>
+          <w:tab w:val="left" w:pos="14656"/>
+        </w:tabs>
+        <w:wordWrap w:val="0"/>
+        <w:spacing w:line="240" w:lineRule="auto"/>
+        <w:rPr>
+          <w:rFonts w:ascii="Courier New" w:eastAsia="Times New Roman" w:hAnsi="Courier New" w:cs="Courier New"/>
+          <w:color w:val="0F1115"/>
+          <w:sz w:val="20"/>
+          <w:szCs w:val="20"/>
+          <w:lang w:eastAsia="ru-RU"/>
+        </w:rPr>
+      </w:pPr>
     </w:p>
     <w:p>
       <w:pPr>
@@ -4579,7 +5016,7 @@
                     </pic:cNvPicPr>
                   </pic:nvPicPr>
                   <pic:blipFill>
-                    <a:blip r:embed="rId6">
+                    <a:blip r:embed="rId8">
                       <a:extLst>
                         <a:ext uri="{28A0092B-C50C-407E-A947-70E740481C1C}">
                           <a14:useLocalDpi xmlns:a14="http://schemas.microsoft.com/office/drawing/2010/main" val="0"/>
@@ -6470,7 +6907,6 @@
           <w:lang w:val="en-US" w:eastAsia="ru-RU"/>
         </w:rPr>
       </w:pPr>
-      <w:proofErr w:type="gramStart"/>
       <w:r>
         <w:rPr>
           <w:rFonts w:ascii="Courier New" w:eastAsia="Times New Roman" w:hAnsi="Courier New" w:cs="Courier New"/>
@@ -6481,7 +6917,6 @@
         </w:rPr>
         <w:t>from</w:t>
       </w:r>
-      <w:proofErr w:type="gramEnd"/>
       <w:r>
         <w:rPr>
           <w:rFonts w:ascii="Courier New" w:eastAsia="Times New Roman" w:hAnsi="Courier New" w:cs="Courier New"/>
@@ -6667,7 +7102,6 @@
         </w:rPr>
         <w:t xml:space="preserve">    </w:t>
       </w:r>
-      <w:proofErr w:type="gramStart"/>
       <w:r>
         <w:rPr>
           <w:rFonts w:ascii="Courier New" w:eastAsia="Times New Roman" w:hAnsi="Courier New" w:cs="Courier New"/>
@@ -6678,7 +7112,6 @@
         </w:rPr>
         <w:t>1</w:t>
       </w:r>
-      <w:proofErr w:type="gramEnd"/>
       <w:r>
         <w:rPr>
           <w:rFonts w:ascii="Courier New" w:eastAsia="Times New Roman" w:hAnsi="Courier New" w:cs="Courier New"/>
@@ -6880,7 +7313,6 @@
         </w:rPr>
         <w:t xml:space="preserve">    </w:t>
       </w:r>
-      <w:proofErr w:type="gramStart"/>
       <w:r>
         <w:rPr>
           <w:rFonts w:ascii="Courier New" w:eastAsia="Times New Roman" w:hAnsi="Courier New" w:cs="Courier New"/>
@@ -6891,7 +7323,6 @@
         </w:rPr>
         <w:t>2</w:t>
       </w:r>
-      <w:proofErr w:type="gramEnd"/>
       <w:r>
         <w:rPr>
           <w:rFonts w:ascii="Courier New" w:eastAsia="Times New Roman" w:hAnsi="Courier New" w:cs="Courier New"/>
@@ -7093,7 +7524,6 @@
         </w:rPr>
         <w:t xml:space="preserve">    </w:t>
       </w:r>
-      <w:proofErr w:type="gramStart"/>
       <w:r>
         <w:rPr>
           <w:rFonts w:ascii="Courier New" w:eastAsia="Times New Roman" w:hAnsi="Courier New" w:cs="Courier New"/>
@@ -7104,7 +7534,6 @@
         </w:rPr>
         <w:t>3</w:t>
       </w:r>
-      <w:proofErr w:type="gramEnd"/>
       <w:r>
         <w:rPr>
           <w:rFonts w:ascii="Courier New" w:eastAsia="Times New Roman" w:hAnsi="Courier New" w:cs="Courier New"/>
@@ -7449,7 +7878,6 @@
         </w:rPr>
         <w:t xml:space="preserve">    </w:t>
       </w:r>
-      <w:proofErr w:type="gramStart"/>
       <w:r>
         <w:rPr>
           <w:rFonts w:ascii="Courier New" w:eastAsia="Times New Roman" w:hAnsi="Courier New" w:cs="Courier New"/>
@@ -7460,7 +7888,6 @@
         </w:rPr>
         <w:t>1</w:t>
       </w:r>
-      <w:proofErr w:type="gramEnd"/>
       <w:r>
         <w:rPr>
           <w:rFonts w:ascii="Courier New" w:eastAsia="Times New Roman" w:hAnsi="Courier New" w:cs="Courier New"/>
@@ -7662,7 +8089,6 @@
         </w:rPr>
         <w:t xml:space="preserve">    </w:t>
       </w:r>
-      <w:proofErr w:type="gramStart"/>
       <w:r>
         <w:rPr>
           <w:rFonts w:ascii="Courier New" w:eastAsia="Times New Roman" w:hAnsi="Courier New" w:cs="Courier New"/>
@@ -7673,7 +8099,6 @@
         </w:rPr>
         <w:t>2</w:t>
       </w:r>
-      <w:proofErr w:type="gramEnd"/>
       <w:r>
         <w:rPr>
           <w:rFonts w:ascii="Courier New" w:eastAsia="Times New Roman" w:hAnsi="Courier New" w:cs="Courier New"/>
@@ -7875,7 +8300,6 @@
         </w:rPr>
         <w:t xml:space="preserve">    </w:t>
       </w:r>
-      <w:proofErr w:type="gramStart"/>
       <w:r>
         <w:rPr>
           <w:rFonts w:ascii="Courier New" w:eastAsia="Times New Roman" w:hAnsi="Courier New" w:cs="Courier New"/>
@@ -7886,7 +8310,6 @@
         </w:rPr>
         <w:t>3</w:t>
       </w:r>
-      <w:proofErr w:type="gramEnd"/>
       <w:r>
         <w:rPr>
           <w:rFonts w:ascii="Courier New" w:eastAsia="Times New Roman" w:hAnsi="Courier New" w:cs="Courier New"/>
@@ -8239,29 +8662,7 @@
           <w:szCs w:val="20"/>
           <w:lang w:val="en-US" w:eastAsia="ru-RU"/>
         </w:rPr>
-        <w:t>"</w:t>
-      </w:r>
-      <w:proofErr w:type="gramStart"/>
-      <w:r>
-        <w:rPr>
-          <w:rFonts w:ascii="Courier New" w:eastAsia="Times New Roman" w:hAnsi="Courier New" w:cs="Courier New"/>
-          <w:color w:val="50A14F"/>
-          <w:sz w:val="20"/>
-          <w:szCs w:val="20"/>
-          <w:lang w:val="en-US" w:eastAsia="ru-RU"/>
-        </w:rPr>
-        <w:t>delivery</w:t>
-      </w:r>
-      <w:proofErr w:type="gramEnd"/>
-      <w:r>
-        <w:rPr>
-          <w:rFonts w:ascii="Courier New" w:eastAsia="Times New Roman" w:hAnsi="Courier New" w:cs="Courier New"/>
-          <w:color w:val="50A14F"/>
-          <w:sz w:val="20"/>
-          <w:szCs w:val="20"/>
-          <w:lang w:val="en-US" w:eastAsia="ru-RU"/>
-        </w:rPr>
-        <w:t>"</w:t>
+        <w:t>"delivery"</w:t>
       </w:r>
       <w:r>
         <w:rPr>
@@ -8352,29 +8753,7 @@
           <w:szCs w:val="20"/>
           <w:lang w:val="en-US" w:eastAsia="ru-RU"/>
         </w:rPr>
-        <w:t>"</w:t>
-      </w:r>
-      <w:proofErr w:type="gramStart"/>
-      <w:r>
-        <w:rPr>
-          <w:rFonts w:ascii="Courier New" w:eastAsia="Times New Roman" w:hAnsi="Courier New" w:cs="Courier New"/>
-          <w:color w:val="50A14F"/>
-          <w:sz w:val="20"/>
-          <w:szCs w:val="20"/>
-          <w:lang w:val="en-US" w:eastAsia="ru-RU"/>
-        </w:rPr>
-        <w:t>card</w:t>
-      </w:r>
-      <w:proofErr w:type="gramEnd"/>
-      <w:r>
-        <w:rPr>
-          <w:rFonts w:ascii="Courier New" w:eastAsia="Times New Roman" w:hAnsi="Courier New" w:cs="Courier New"/>
-          <w:color w:val="50A14F"/>
-          <w:sz w:val="20"/>
-          <w:szCs w:val="20"/>
-          <w:lang w:val="en-US" w:eastAsia="ru-RU"/>
-        </w:rPr>
-        <w:t>"</w:t>
+        <w:t>"card"</w:t>
       </w:r>
       <w:r>
         <w:rPr>
@@ -8510,52 +8889,62 @@
         </w:rPr>
       </w:pPr>
       <w:proofErr w:type="spellStart"/>
+      <w:r>
+        <w:rPr>
+          <w:rFonts w:ascii="Courier New" w:eastAsia="Times New Roman" w:hAnsi="Courier New" w:cs="Courier New"/>
+          <w:color w:val="A626A4"/>
+          <w:sz w:val="20"/>
+          <w:szCs w:val="20"/>
+          <w:lang w:val="en-US" w:eastAsia="ru-RU"/>
+        </w:rPr>
+        <w:t>def</w:t>
+      </w:r>
+      <w:proofErr w:type="spellEnd"/>
+      <w:r>
+        <w:rPr>
+          <w:rFonts w:ascii="Courier New" w:eastAsia="Times New Roman" w:hAnsi="Courier New" w:cs="Courier New"/>
+          <w:color w:val="0F1115"/>
+          <w:sz w:val="20"/>
+          <w:szCs w:val="20"/>
+          <w:lang w:val="en-US" w:eastAsia="ru-RU"/>
+        </w:rPr>
+        <w:t xml:space="preserve"> </w:t>
+      </w:r>
+      <w:proofErr w:type="spellStart"/>
+      <w:r>
+        <w:rPr>
+          <w:rFonts w:ascii="Courier New" w:eastAsia="Times New Roman" w:hAnsi="Courier New" w:cs="Courier New"/>
+          <w:color w:val="4078F2"/>
+          <w:sz w:val="20"/>
+          <w:szCs w:val="20"/>
+          <w:lang w:val="en-US" w:eastAsia="ru-RU"/>
+        </w:rPr>
+        <w:t>calculate_base_</w:t>
+      </w:r>
       <w:proofErr w:type="gramStart"/>
       <w:r>
         <w:rPr>
           <w:rFonts w:ascii="Courier New" w:eastAsia="Times New Roman" w:hAnsi="Courier New" w:cs="Courier New"/>
-          <w:color w:val="A626A4"/>
-          <w:sz w:val="20"/>
-          <w:szCs w:val="20"/>
-          <w:lang w:val="en-US" w:eastAsia="ru-RU"/>
-        </w:rPr>
-        <w:t>def</w:t>
+          <w:color w:val="4078F2"/>
+          <w:sz w:val="20"/>
+          <w:szCs w:val="20"/>
+          <w:lang w:val="en-US" w:eastAsia="ru-RU"/>
+        </w:rPr>
+        <w:t>cost</w:t>
       </w:r>
       <w:proofErr w:type="spellEnd"/>
+      <w:r>
+        <w:rPr>
+          <w:rFonts w:ascii="Courier New" w:eastAsia="Times New Roman" w:hAnsi="Courier New" w:cs="Courier New"/>
+          <w:color w:val="383A42"/>
+          <w:sz w:val="20"/>
+          <w:szCs w:val="20"/>
+          <w:lang w:val="en-US" w:eastAsia="ru-RU"/>
+        </w:rPr>
+        <w:t>(</w:t>
+      </w:r>
+      <w:proofErr w:type="spellStart"/>
       <w:proofErr w:type="gramEnd"/>
-      <w:r>
-        <w:rPr>
-          <w:rFonts w:ascii="Courier New" w:eastAsia="Times New Roman" w:hAnsi="Courier New" w:cs="Courier New"/>
-          <w:color w:val="0F1115"/>
-          <w:sz w:val="20"/>
-          <w:szCs w:val="20"/>
-          <w:lang w:val="en-US" w:eastAsia="ru-RU"/>
-        </w:rPr>
-        <w:t xml:space="preserve"> </w:t>
-      </w:r>
-      <w:proofErr w:type="spellStart"/>
-      <w:r>
-        <w:rPr>
-          <w:rFonts w:ascii="Courier New" w:eastAsia="Times New Roman" w:hAnsi="Courier New" w:cs="Courier New"/>
-          <w:color w:val="4078F2"/>
-          <w:sz w:val="20"/>
-          <w:szCs w:val="20"/>
-          <w:lang w:val="en-US" w:eastAsia="ru-RU"/>
-        </w:rPr>
-        <w:t>calculate_base_cost</w:t>
-      </w:r>
-      <w:proofErr w:type="spellEnd"/>
-      <w:r>
-        <w:rPr>
-          <w:rFonts w:ascii="Courier New" w:eastAsia="Times New Roman" w:hAnsi="Courier New" w:cs="Courier New"/>
-          <w:color w:val="383A42"/>
-          <w:sz w:val="20"/>
-          <w:szCs w:val="20"/>
-          <w:lang w:val="en-US" w:eastAsia="ru-RU"/>
-        </w:rPr>
-        <w:t>(</w:t>
-      </w:r>
-      <w:proofErr w:type="spellStart"/>
       <w:r>
         <w:rPr>
           <w:rFonts w:ascii="Courier New" w:eastAsia="Times New Roman" w:hAnsi="Courier New" w:cs="Courier New"/>
@@ -8752,7 +9141,6 @@
         </w:rPr>
         <w:t xml:space="preserve">    </w:t>
       </w:r>
-      <w:proofErr w:type="gramStart"/>
       <w:r>
         <w:rPr>
           <w:rFonts w:ascii="Courier New" w:eastAsia="Times New Roman" w:hAnsi="Courier New" w:cs="Courier New"/>
@@ -8763,7 +9151,6 @@
         </w:rPr>
         <w:t>if</w:t>
       </w:r>
-      <w:proofErr w:type="gramEnd"/>
       <w:r>
         <w:rPr>
           <w:rFonts w:ascii="Courier New" w:eastAsia="Times New Roman" w:hAnsi="Courier New" w:cs="Courier New"/>
@@ -8887,50 +9274,50 @@
         </w:rPr>
         <w:t xml:space="preserve">        </w:t>
       </w:r>
+      <w:r>
+        <w:rPr>
+          <w:rFonts w:ascii="Courier New" w:eastAsia="Times New Roman" w:hAnsi="Courier New" w:cs="Courier New"/>
+          <w:color w:val="A626A4"/>
+          <w:sz w:val="20"/>
+          <w:szCs w:val="20"/>
+          <w:lang w:val="en-US" w:eastAsia="ru-RU"/>
+        </w:rPr>
+        <w:t>raise</w:t>
+      </w:r>
+      <w:r>
+        <w:rPr>
+          <w:rFonts w:ascii="Courier New" w:eastAsia="Times New Roman" w:hAnsi="Courier New" w:cs="Courier New"/>
+          <w:color w:val="0F1115"/>
+          <w:sz w:val="20"/>
+          <w:szCs w:val="20"/>
+          <w:lang w:val="en-US" w:eastAsia="ru-RU"/>
+        </w:rPr>
+        <w:t xml:space="preserve"> </w:t>
+      </w:r>
+      <w:proofErr w:type="spellStart"/>
       <w:proofErr w:type="gramStart"/>
       <w:r>
         <w:rPr>
           <w:rFonts w:ascii="Courier New" w:eastAsia="Times New Roman" w:hAnsi="Courier New" w:cs="Courier New"/>
-          <w:color w:val="A626A4"/>
-          <w:sz w:val="20"/>
-          <w:szCs w:val="20"/>
-          <w:lang w:val="en-US" w:eastAsia="ru-RU"/>
-        </w:rPr>
-        <w:t>raise</w:t>
+          <w:color w:val="0F1115"/>
+          <w:sz w:val="20"/>
+          <w:szCs w:val="20"/>
+          <w:lang w:val="en-US" w:eastAsia="ru-RU"/>
+        </w:rPr>
+        <w:t>ValueError</w:t>
+      </w:r>
+      <w:proofErr w:type="spellEnd"/>
+      <w:r>
+        <w:rPr>
+          <w:rFonts w:ascii="Courier New" w:eastAsia="Times New Roman" w:hAnsi="Courier New" w:cs="Courier New"/>
+          <w:color w:val="383A42"/>
+          <w:sz w:val="20"/>
+          <w:szCs w:val="20"/>
+          <w:lang w:val="en-US" w:eastAsia="ru-RU"/>
+        </w:rPr>
+        <w:t>(</w:t>
       </w:r>
       <w:proofErr w:type="gramEnd"/>
-      <w:r>
-        <w:rPr>
-          <w:rFonts w:ascii="Courier New" w:eastAsia="Times New Roman" w:hAnsi="Courier New" w:cs="Courier New"/>
-          <w:color w:val="0F1115"/>
-          <w:sz w:val="20"/>
-          <w:szCs w:val="20"/>
-          <w:lang w:val="en-US" w:eastAsia="ru-RU"/>
-        </w:rPr>
-        <w:t xml:space="preserve"> </w:t>
-      </w:r>
-      <w:proofErr w:type="spellStart"/>
-      <w:r>
-        <w:rPr>
-          <w:rFonts w:ascii="Courier New" w:eastAsia="Times New Roman" w:hAnsi="Courier New" w:cs="Courier New"/>
-          <w:color w:val="0F1115"/>
-          <w:sz w:val="20"/>
-          <w:szCs w:val="20"/>
-          <w:lang w:val="en-US" w:eastAsia="ru-RU"/>
-        </w:rPr>
-        <w:t>ValueError</w:t>
-      </w:r>
-      <w:proofErr w:type="spellEnd"/>
-      <w:r>
-        <w:rPr>
-          <w:rFonts w:ascii="Courier New" w:eastAsia="Times New Roman" w:hAnsi="Courier New" w:cs="Courier New"/>
-          <w:color w:val="383A42"/>
-          <w:sz w:val="20"/>
-          <w:szCs w:val="20"/>
-          <w:lang w:val="en-US" w:eastAsia="ru-RU"/>
-        </w:rPr>
-        <w:t>(</w:t>
-      </w:r>
       <w:r>
         <w:rPr>
           <w:rFonts w:ascii="Courier New" w:eastAsia="Times New Roman" w:hAnsi="Courier New" w:cs="Courier New"/>
@@ -9326,60 +9713,70 @@
         </w:rPr>
         <w:t xml:space="preserve">    </w:t>
       </w:r>
+      <w:r>
+        <w:rPr>
+          <w:rFonts w:ascii="Courier New" w:eastAsia="Times New Roman" w:hAnsi="Courier New" w:cs="Courier New"/>
+          <w:color w:val="A626A4"/>
+          <w:sz w:val="20"/>
+          <w:szCs w:val="20"/>
+          <w:lang w:val="en-US" w:eastAsia="ru-RU"/>
+        </w:rPr>
+        <w:t>return</w:t>
+      </w:r>
+      <w:r>
+        <w:rPr>
+          <w:rFonts w:ascii="Courier New" w:eastAsia="Times New Roman" w:hAnsi="Courier New" w:cs="Courier New"/>
+          <w:color w:val="0F1115"/>
+          <w:sz w:val="20"/>
+          <w:szCs w:val="20"/>
+          <w:lang w:val="en-US" w:eastAsia="ru-RU"/>
+        </w:rPr>
+        <w:t xml:space="preserve"> FLOWER_PRICES</w:t>
+      </w:r>
+      <w:r>
+        <w:rPr>
+          <w:rFonts w:ascii="Courier New" w:eastAsia="Times New Roman" w:hAnsi="Courier New" w:cs="Courier New"/>
+          <w:color w:val="383A42"/>
+          <w:sz w:val="20"/>
+          <w:szCs w:val="20"/>
+          <w:lang w:val="en-US" w:eastAsia="ru-RU"/>
+        </w:rPr>
+        <w:t>[</w:t>
+      </w:r>
+      <w:proofErr w:type="spellStart"/>
+      <w:r>
+        <w:rPr>
+          <w:rFonts w:ascii="Courier New" w:eastAsia="Times New Roman" w:hAnsi="Courier New" w:cs="Courier New"/>
+          <w:color w:val="0F1115"/>
+          <w:sz w:val="20"/>
+          <w:szCs w:val="20"/>
+          <w:lang w:val="en-US" w:eastAsia="ru-RU"/>
+        </w:rPr>
+        <w:t>flower_</w:t>
+      </w:r>
       <w:proofErr w:type="gramStart"/>
       <w:r>
         <w:rPr>
           <w:rFonts w:ascii="Courier New" w:eastAsia="Times New Roman" w:hAnsi="Courier New" w:cs="Courier New"/>
-          <w:color w:val="A626A4"/>
-          <w:sz w:val="20"/>
-          <w:szCs w:val="20"/>
-          <w:lang w:val="en-US" w:eastAsia="ru-RU"/>
-        </w:rPr>
-        <w:t>return</w:t>
+          <w:color w:val="0F1115"/>
+          <w:sz w:val="20"/>
+          <w:szCs w:val="20"/>
+          <w:lang w:val="en-US" w:eastAsia="ru-RU"/>
+        </w:rPr>
+        <w:t>type</w:t>
+      </w:r>
+      <w:proofErr w:type="spellEnd"/>
+      <w:r>
+        <w:rPr>
+          <w:rFonts w:ascii="Courier New" w:eastAsia="Times New Roman" w:hAnsi="Courier New" w:cs="Courier New"/>
+          <w:color w:val="383A42"/>
+          <w:sz w:val="20"/>
+          <w:szCs w:val="20"/>
+          <w:lang w:val="en-US" w:eastAsia="ru-RU"/>
+        </w:rPr>
+        <w:t>][</w:t>
       </w:r>
       <w:proofErr w:type="gramEnd"/>
-      <w:r>
-        <w:rPr>
-          <w:rFonts w:ascii="Courier New" w:eastAsia="Times New Roman" w:hAnsi="Courier New" w:cs="Courier New"/>
-          <w:color w:val="0F1115"/>
-          <w:sz w:val="20"/>
-          <w:szCs w:val="20"/>
-          <w:lang w:val="en-US" w:eastAsia="ru-RU"/>
-        </w:rPr>
-        <w:t xml:space="preserve"> FLOWER_PRICES</w:t>
-      </w:r>
-      <w:r>
-        <w:rPr>
-          <w:rFonts w:ascii="Courier New" w:eastAsia="Times New Roman" w:hAnsi="Courier New" w:cs="Courier New"/>
-          <w:color w:val="383A42"/>
-          <w:sz w:val="20"/>
-          <w:szCs w:val="20"/>
-          <w:lang w:val="en-US" w:eastAsia="ru-RU"/>
-        </w:rPr>
-        <w:t>[</w:t>
-      </w:r>
-      <w:proofErr w:type="spellStart"/>
-      <w:r>
-        <w:rPr>
-          <w:rFonts w:ascii="Courier New" w:eastAsia="Times New Roman" w:hAnsi="Courier New" w:cs="Courier New"/>
-          <w:color w:val="0F1115"/>
-          <w:sz w:val="20"/>
-          <w:szCs w:val="20"/>
-          <w:lang w:val="en-US" w:eastAsia="ru-RU"/>
-        </w:rPr>
-        <w:t>flower_type</w:t>
-      </w:r>
-      <w:proofErr w:type="spellEnd"/>
-      <w:r>
-        <w:rPr>
-          <w:rFonts w:ascii="Courier New" w:eastAsia="Times New Roman" w:hAnsi="Courier New" w:cs="Courier New"/>
-          <w:color w:val="383A42"/>
-          <w:sz w:val="20"/>
-          <w:szCs w:val="20"/>
-          <w:lang w:val="en-US" w:eastAsia="ru-RU"/>
-        </w:rPr>
-        <w:t>][</w:t>
-      </w:r>
       <w:r>
         <w:rPr>
           <w:rFonts w:ascii="Courier New" w:eastAsia="Times New Roman" w:hAnsi="Courier New" w:cs="Courier New"/>
@@ -9493,52 +9890,62 @@
         </w:rPr>
       </w:pPr>
       <w:proofErr w:type="spellStart"/>
+      <w:r>
+        <w:rPr>
+          <w:rFonts w:ascii="Courier New" w:eastAsia="Times New Roman" w:hAnsi="Courier New" w:cs="Courier New"/>
+          <w:color w:val="A626A4"/>
+          <w:sz w:val="20"/>
+          <w:szCs w:val="20"/>
+          <w:lang w:val="en-US" w:eastAsia="ru-RU"/>
+        </w:rPr>
+        <w:t>def</w:t>
+      </w:r>
+      <w:proofErr w:type="spellEnd"/>
+      <w:r>
+        <w:rPr>
+          <w:rFonts w:ascii="Courier New" w:eastAsia="Times New Roman" w:hAnsi="Courier New" w:cs="Courier New"/>
+          <w:color w:val="0F1115"/>
+          <w:sz w:val="20"/>
+          <w:szCs w:val="20"/>
+          <w:lang w:val="en-US" w:eastAsia="ru-RU"/>
+        </w:rPr>
+        <w:t xml:space="preserve"> </w:t>
+      </w:r>
+      <w:proofErr w:type="spellStart"/>
+      <w:r>
+        <w:rPr>
+          <w:rFonts w:ascii="Courier New" w:eastAsia="Times New Roman" w:hAnsi="Courier New" w:cs="Courier New"/>
+          <w:color w:val="4078F2"/>
+          <w:sz w:val="20"/>
+          <w:szCs w:val="20"/>
+          <w:lang w:val="en-US" w:eastAsia="ru-RU"/>
+        </w:rPr>
+        <w:t>calculate_packaging_</w:t>
+      </w:r>
       <w:proofErr w:type="gramStart"/>
       <w:r>
         <w:rPr>
           <w:rFonts w:ascii="Courier New" w:eastAsia="Times New Roman" w:hAnsi="Courier New" w:cs="Courier New"/>
-          <w:color w:val="A626A4"/>
-          <w:sz w:val="20"/>
-          <w:szCs w:val="20"/>
-          <w:lang w:val="en-US" w:eastAsia="ru-RU"/>
-        </w:rPr>
-        <w:t>def</w:t>
+          <w:color w:val="4078F2"/>
+          <w:sz w:val="20"/>
+          <w:szCs w:val="20"/>
+          <w:lang w:val="en-US" w:eastAsia="ru-RU"/>
+        </w:rPr>
+        <w:t>cost</w:t>
       </w:r>
       <w:proofErr w:type="spellEnd"/>
+      <w:r>
+        <w:rPr>
+          <w:rFonts w:ascii="Courier New" w:eastAsia="Times New Roman" w:hAnsi="Courier New" w:cs="Courier New"/>
+          <w:color w:val="383A42"/>
+          <w:sz w:val="20"/>
+          <w:szCs w:val="20"/>
+          <w:lang w:val="en-US" w:eastAsia="ru-RU"/>
+        </w:rPr>
+        <w:t>(</w:t>
+      </w:r>
+      <w:proofErr w:type="spellStart"/>
       <w:proofErr w:type="gramEnd"/>
-      <w:r>
-        <w:rPr>
-          <w:rFonts w:ascii="Courier New" w:eastAsia="Times New Roman" w:hAnsi="Courier New" w:cs="Courier New"/>
-          <w:color w:val="0F1115"/>
-          <w:sz w:val="20"/>
-          <w:szCs w:val="20"/>
-          <w:lang w:val="en-US" w:eastAsia="ru-RU"/>
-        </w:rPr>
-        <w:t xml:space="preserve"> </w:t>
-      </w:r>
-      <w:proofErr w:type="spellStart"/>
-      <w:r>
-        <w:rPr>
-          <w:rFonts w:ascii="Courier New" w:eastAsia="Times New Roman" w:hAnsi="Courier New" w:cs="Courier New"/>
-          <w:color w:val="4078F2"/>
-          <w:sz w:val="20"/>
-          <w:szCs w:val="20"/>
-          <w:lang w:val="en-US" w:eastAsia="ru-RU"/>
-        </w:rPr>
-        <w:t>calculate_packaging_cost</w:t>
-      </w:r>
-      <w:proofErr w:type="spellEnd"/>
-      <w:r>
-        <w:rPr>
-          <w:rFonts w:ascii="Courier New" w:eastAsia="Times New Roman" w:hAnsi="Courier New" w:cs="Courier New"/>
-          <w:color w:val="383A42"/>
-          <w:sz w:val="20"/>
-          <w:szCs w:val="20"/>
-          <w:lang w:val="en-US" w:eastAsia="ru-RU"/>
-        </w:rPr>
-        <w:t>(</w:t>
-      </w:r>
-      <w:proofErr w:type="spellStart"/>
       <w:r>
         <w:rPr>
           <w:rFonts w:ascii="Courier New" w:eastAsia="Times New Roman" w:hAnsi="Courier New" w:cs="Courier New"/>
@@ -9683,7 +10090,6 @@
         </w:rPr>
         <w:t xml:space="preserve">    </w:t>
       </w:r>
-      <w:proofErr w:type="gramStart"/>
       <w:r>
         <w:rPr>
           <w:rFonts w:ascii="Courier New" w:eastAsia="Times New Roman" w:hAnsi="Courier New" w:cs="Courier New"/>
@@ -9694,7 +10100,6 @@
         </w:rPr>
         <w:t>if</w:t>
       </w:r>
-      <w:proofErr w:type="gramEnd"/>
       <w:r>
         <w:rPr>
           <w:rFonts w:ascii="Courier New" w:eastAsia="Times New Roman" w:hAnsi="Courier New" w:cs="Courier New"/>
@@ -9818,50 +10223,50 @@
         </w:rPr>
         <w:t xml:space="preserve">        </w:t>
       </w:r>
+      <w:r>
+        <w:rPr>
+          <w:rFonts w:ascii="Courier New" w:eastAsia="Times New Roman" w:hAnsi="Courier New" w:cs="Courier New"/>
+          <w:color w:val="A626A4"/>
+          <w:sz w:val="20"/>
+          <w:szCs w:val="20"/>
+          <w:lang w:val="en-US" w:eastAsia="ru-RU"/>
+        </w:rPr>
+        <w:t>raise</w:t>
+      </w:r>
+      <w:r>
+        <w:rPr>
+          <w:rFonts w:ascii="Courier New" w:eastAsia="Times New Roman" w:hAnsi="Courier New" w:cs="Courier New"/>
+          <w:color w:val="0F1115"/>
+          <w:sz w:val="20"/>
+          <w:szCs w:val="20"/>
+          <w:lang w:val="en-US" w:eastAsia="ru-RU"/>
+        </w:rPr>
+        <w:t xml:space="preserve"> </w:t>
+      </w:r>
+      <w:proofErr w:type="spellStart"/>
       <w:proofErr w:type="gramStart"/>
       <w:r>
         <w:rPr>
           <w:rFonts w:ascii="Courier New" w:eastAsia="Times New Roman" w:hAnsi="Courier New" w:cs="Courier New"/>
-          <w:color w:val="A626A4"/>
-          <w:sz w:val="20"/>
-          <w:szCs w:val="20"/>
-          <w:lang w:val="en-US" w:eastAsia="ru-RU"/>
-        </w:rPr>
-        <w:t>raise</w:t>
+          <w:color w:val="0F1115"/>
+          <w:sz w:val="20"/>
+          <w:szCs w:val="20"/>
+          <w:lang w:val="en-US" w:eastAsia="ru-RU"/>
+        </w:rPr>
+        <w:t>ValueError</w:t>
+      </w:r>
+      <w:proofErr w:type="spellEnd"/>
+      <w:r>
+        <w:rPr>
+          <w:rFonts w:ascii="Courier New" w:eastAsia="Times New Roman" w:hAnsi="Courier New" w:cs="Courier New"/>
+          <w:color w:val="383A42"/>
+          <w:sz w:val="20"/>
+          <w:szCs w:val="20"/>
+          <w:lang w:val="en-US" w:eastAsia="ru-RU"/>
+        </w:rPr>
+        <w:t>(</w:t>
       </w:r>
       <w:proofErr w:type="gramEnd"/>
-      <w:r>
-        <w:rPr>
-          <w:rFonts w:ascii="Courier New" w:eastAsia="Times New Roman" w:hAnsi="Courier New" w:cs="Courier New"/>
-          <w:color w:val="0F1115"/>
-          <w:sz w:val="20"/>
-          <w:szCs w:val="20"/>
-          <w:lang w:val="en-US" w:eastAsia="ru-RU"/>
-        </w:rPr>
-        <w:t xml:space="preserve"> </w:t>
-      </w:r>
-      <w:proofErr w:type="spellStart"/>
-      <w:r>
-        <w:rPr>
-          <w:rFonts w:ascii="Courier New" w:eastAsia="Times New Roman" w:hAnsi="Courier New" w:cs="Courier New"/>
-          <w:color w:val="0F1115"/>
-          <w:sz w:val="20"/>
-          <w:szCs w:val="20"/>
-          <w:lang w:val="en-US" w:eastAsia="ru-RU"/>
-        </w:rPr>
-        <w:t>ValueError</w:t>
-      </w:r>
-      <w:proofErr w:type="spellEnd"/>
-      <w:r>
-        <w:rPr>
-          <w:rFonts w:ascii="Courier New" w:eastAsia="Times New Roman" w:hAnsi="Courier New" w:cs="Courier New"/>
-          <w:color w:val="383A42"/>
-          <w:sz w:val="20"/>
-          <w:szCs w:val="20"/>
-          <w:lang w:val="en-US" w:eastAsia="ru-RU"/>
-        </w:rPr>
-        <w:t>(</w:t>
-      </w:r>
       <w:r>
         <w:rPr>
           <w:rFonts w:ascii="Courier New" w:eastAsia="Times New Roman" w:hAnsi="Courier New" w:cs="Courier New"/>
@@ -10025,60 +10430,70 @@
         </w:rPr>
         <w:t xml:space="preserve">    </w:t>
       </w:r>
+      <w:r>
+        <w:rPr>
+          <w:rFonts w:ascii="Courier New" w:eastAsia="Times New Roman" w:hAnsi="Courier New" w:cs="Courier New"/>
+          <w:color w:val="A626A4"/>
+          <w:sz w:val="20"/>
+          <w:szCs w:val="20"/>
+          <w:lang w:val="en-US" w:eastAsia="ru-RU"/>
+        </w:rPr>
+        <w:t>return</w:t>
+      </w:r>
+      <w:r>
+        <w:rPr>
+          <w:rFonts w:ascii="Courier New" w:eastAsia="Times New Roman" w:hAnsi="Courier New" w:cs="Courier New"/>
+          <w:color w:val="0F1115"/>
+          <w:sz w:val="20"/>
+          <w:szCs w:val="20"/>
+          <w:lang w:val="en-US" w:eastAsia="ru-RU"/>
+        </w:rPr>
+        <w:t xml:space="preserve"> PACKAGING_PRICES</w:t>
+      </w:r>
+      <w:r>
+        <w:rPr>
+          <w:rFonts w:ascii="Courier New" w:eastAsia="Times New Roman" w:hAnsi="Courier New" w:cs="Courier New"/>
+          <w:color w:val="383A42"/>
+          <w:sz w:val="20"/>
+          <w:szCs w:val="20"/>
+          <w:lang w:val="en-US" w:eastAsia="ru-RU"/>
+        </w:rPr>
+        <w:t>[</w:t>
+      </w:r>
+      <w:proofErr w:type="spellStart"/>
+      <w:r>
+        <w:rPr>
+          <w:rFonts w:ascii="Courier New" w:eastAsia="Times New Roman" w:hAnsi="Courier New" w:cs="Courier New"/>
+          <w:color w:val="0F1115"/>
+          <w:sz w:val="20"/>
+          <w:szCs w:val="20"/>
+          <w:lang w:val="en-US" w:eastAsia="ru-RU"/>
+        </w:rPr>
+        <w:t>packaging_</w:t>
+      </w:r>
       <w:proofErr w:type="gramStart"/>
       <w:r>
         <w:rPr>
           <w:rFonts w:ascii="Courier New" w:eastAsia="Times New Roman" w:hAnsi="Courier New" w:cs="Courier New"/>
-          <w:color w:val="A626A4"/>
-          <w:sz w:val="20"/>
-          <w:szCs w:val="20"/>
-          <w:lang w:val="en-US" w:eastAsia="ru-RU"/>
-        </w:rPr>
-        <w:t>return</w:t>
+          <w:color w:val="0F1115"/>
+          <w:sz w:val="20"/>
+          <w:szCs w:val="20"/>
+          <w:lang w:val="en-US" w:eastAsia="ru-RU"/>
+        </w:rPr>
+        <w:t>type</w:t>
+      </w:r>
+      <w:proofErr w:type="spellEnd"/>
+      <w:r>
+        <w:rPr>
+          <w:rFonts w:ascii="Courier New" w:eastAsia="Times New Roman" w:hAnsi="Courier New" w:cs="Courier New"/>
+          <w:color w:val="383A42"/>
+          <w:sz w:val="20"/>
+          <w:szCs w:val="20"/>
+          <w:lang w:val="en-US" w:eastAsia="ru-RU"/>
+        </w:rPr>
+        <w:t>][</w:t>
       </w:r>
       <w:proofErr w:type="gramEnd"/>
-      <w:r>
-        <w:rPr>
-          <w:rFonts w:ascii="Courier New" w:eastAsia="Times New Roman" w:hAnsi="Courier New" w:cs="Courier New"/>
-          <w:color w:val="0F1115"/>
-          <w:sz w:val="20"/>
-          <w:szCs w:val="20"/>
-          <w:lang w:val="en-US" w:eastAsia="ru-RU"/>
-        </w:rPr>
-        <w:t xml:space="preserve"> PACKAGING_PRICES</w:t>
-      </w:r>
-      <w:r>
-        <w:rPr>
-          <w:rFonts w:ascii="Courier New" w:eastAsia="Times New Roman" w:hAnsi="Courier New" w:cs="Courier New"/>
-          <w:color w:val="383A42"/>
-          <w:sz w:val="20"/>
-          <w:szCs w:val="20"/>
-          <w:lang w:val="en-US" w:eastAsia="ru-RU"/>
-        </w:rPr>
-        <w:t>[</w:t>
-      </w:r>
-      <w:proofErr w:type="spellStart"/>
-      <w:r>
-        <w:rPr>
-          <w:rFonts w:ascii="Courier New" w:eastAsia="Times New Roman" w:hAnsi="Courier New" w:cs="Courier New"/>
-          <w:color w:val="0F1115"/>
-          <w:sz w:val="20"/>
-          <w:szCs w:val="20"/>
-          <w:lang w:val="en-US" w:eastAsia="ru-RU"/>
-        </w:rPr>
-        <w:t>packaging_type</w:t>
-      </w:r>
-      <w:proofErr w:type="spellEnd"/>
-      <w:r>
-        <w:rPr>
-          <w:rFonts w:ascii="Courier New" w:eastAsia="Times New Roman" w:hAnsi="Courier New" w:cs="Courier New"/>
-          <w:color w:val="383A42"/>
-          <w:sz w:val="20"/>
-          <w:szCs w:val="20"/>
-          <w:lang w:val="en-US" w:eastAsia="ru-RU"/>
-        </w:rPr>
-        <w:t>][</w:t>
-      </w:r>
       <w:r>
         <w:rPr>
           <w:rFonts w:ascii="Courier New" w:eastAsia="Times New Roman" w:hAnsi="Courier New" w:cs="Courier New"/>
@@ -10162,18 +10577,60 @@
         </w:rPr>
       </w:pPr>
       <w:proofErr w:type="spellStart"/>
+      <w:r>
+        <w:rPr>
+          <w:rFonts w:ascii="Courier New" w:eastAsia="Times New Roman" w:hAnsi="Courier New" w:cs="Courier New"/>
+          <w:color w:val="A626A4"/>
+          <w:sz w:val="20"/>
+          <w:szCs w:val="20"/>
+          <w:lang w:val="en-US" w:eastAsia="ru-RU"/>
+        </w:rPr>
+        <w:t>def</w:t>
+      </w:r>
+      <w:proofErr w:type="spellEnd"/>
+      <w:r>
+        <w:rPr>
+          <w:rFonts w:ascii="Courier New" w:eastAsia="Times New Roman" w:hAnsi="Courier New" w:cs="Courier New"/>
+          <w:color w:val="0F1115"/>
+          <w:sz w:val="20"/>
+          <w:szCs w:val="20"/>
+          <w:lang w:val="en-US" w:eastAsia="ru-RU"/>
+        </w:rPr>
+        <w:t xml:space="preserve"> </w:t>
+      </w:r>
+      <w:proofErr w:type="spellStart"/>
+      <w:r>
+        <w:rPr>
+          <w:rFonts w:ascii="Courier New" w:eastAsia="Times New Roman" w:hAnsi="Courier New" w:cs="Courier New"/>
+          <w:color w:val="4078F2"/>
+          <w:sz w:val="20"/>
+          <w:szCs w:val="20"/>
+          <w:lang w:val="en-US" w:eastAsia="ru-RU"/>
+        </w:rPr>
+        <w:t>calculate_services_</w:t>
+      </w:r>
       <w:proofErr w:type="gramStart"/>
       <w:r>
         <w:rPr>
           <w:rFonts w:ascii="Courier New" w:eastAsia="Times New Roman" w:hAnsi="Courier New" w:cs="Courier New"/>
-          <w:color w:val="A626A4"/>
-          <w:sz w:val="20"/>
-          <w:szCs w:val="20"/>
-          <w:lang w:val="en-US" w:eastAsia="ru-RU"/>
-        </w:rPr>
-        <w:t>def</w:t>
+          <w:color w:val="4078F2"/>
+          <w:sz w:val="20"/>
+          <w:szCs w:val="20"/>
+          <w:lang w:val="en-US" w:eastAsia="ru-RU"/>
+        </w:rPr>
+        <w:t>cost</w:t>
       </w:r>
       <w:proofErr w:type="spellEnd"/>
+      <w:r>
+        <w:rPr>
+          <w:rFonts w:ascii="Courier New" w:eastAsia="Times New Roman" w:hAnsi="Courier New" w:cs="Courier New"/>
+          <w:color w:val="383A42"/>
+          <w:sz w:val="20"/>
+          <w:szCs w:val="20"/>
+          <w:lang w:val="en-US" w:eastAsia="ru-RU"/>
+        </w:rPr>
+        <w:t>(</w:t>
+      </w:r>
       <w:proofErr w:type="gramEnd"/>
       <w:r>
         <w:rPr>
@@ -10183,20 +10640,38 @@
           <w:szCs w:val="20"/>
           <w:lang w:val="en-US" w:eastAsia="ru-RU"/>
         </w:rPr>
+        <w:t>delivery</w:t>
+      </w:r>
+      <w:r>
+        <w:rPr>
+          <w:rFonts w:ascii="Courier New" w:eastAsia="Times New Roman" w:hAnsi="Courier New" w:cs="Courier New"/>
+          <w:color w:val="383A42"/>
+          <w:sz w:val="20"/>
+          <w:szCs w:val="20"/>
+          <w:lang w:val="en-US" w:eastAsia="ru-RU"/>
+        </w:rPr>
+        <w:t>:</w:t>
+      </w:r>
+      <w:r>
+        <w:rPr>
+          <w:rFonts w:ascii="Courier New" w:eastAsia="Times New Roman" w:hAnsi="Courier New" w:cs="Courier New"/>
+          <w:color w:val="0F1115"/>
+          <w:sz w:val="20"/>
+          <w:szCs w:val="20"/>
+          <w:lang w:val="en-US" w:eastAsia="ru-RU"/>
+        </w:rPr>
         <w:t xml:space="preserve"> </w:t>
       </w:r>
-      <w:proofErr w:type="spellStart"/>
-      <w:r>
-        <w:rPr>
-          <w:rFonts w:ascii="Courier New" w:eastAsia="Times New Roman" w:hAnsi="Courier New" w:cs="Courier New"/>
-          <w:color w:val="4078F2"/>
-          <w:sz w:val="20"/>
-          <w:szCs w:val="20"/>
-          <w:lang w:val="en-US" w:eastAsia="ru-RU"/>
-        </w:rPr>
-        <w:t>calculate_services_cost</w:t>
-      </w:r>
-      <w:proofErr w:type="spellEnd"/>
+      <w:r>
+        <w:rPr>
+          <w:rFonts w:ascii="Courier New" w:eastAsia="Times New Roman" w:hAnsi="Courier New" w:cs="Courier New"/>
+          <w:color w:val="50A14F"/>
+          <w:sz w:val="20"/>
+          <w:szCs w:val="20"/>
+          <w:lang w:val="en-US" w:eastAsia="ru-RU"/>
+        </w:rPr>
+        <w:t>bool</w:t>
+      </w:r>
       <w:r>
         <w:rPr>
           <w:rFonts w:ascii="Courier New" w:eastAsia="Times New Roman" w:hAnsi="Courier New" w:cs="Courier New"/>
@@ -10205,17 +10680,17 @@
           <w:szCs w:val="20"/>
           <w:lang w:val="en-US" w:eastAsia="ru-RU"/>
         </w:rPr>
-        <w:t>(</w:t>
-      </w:r>
-      <w:r>
-        <w:rPr>
-          <w:rFonts w:ascii="Courier New" w:eastAsia="Times New Roman" w:hAnsi="Courier New" w:cs="Courier New"/>
-          <w:color w:val="0F1115"/>
-          <w:sz w:val="20"/>
-          <w:szCs w:val="20"/>
-          <w:lang w:val="en-US" w:eastAsia="ru-RU"/>
-        </w:rPr>
-        <w:t>delivery</w:t>
+        <w:t>,</w:t>
+      </w:r>
+      <w:r>
+        <w:rPr>
+          <w:rFonts w:ascii="Courier New" w:eastAsia="Times New Roman" w:hAnsi="Courier New" w:cs="Courier New"/>
+          <w:color w:val="0F1115"/>
+          <w:sz w:val="20"/>
+          <w:szCs w:val="20"/>
+          <w:lang w:val="en-US" w:eastAsia="ru-RU"/>
+        </w:rPr>
+        <w:t xml:space="preserve"> card</w:t>
       </w:r>
       <w:r>
         <w:rPr>
@@ -10237,7 +10712,6 @@
         </w:rPr>
         <w:t xml:space="preserve"> </w:t>
       </w:r>
-      <w:proofErr w:type="spellStart"/>
       <w:r>
         <w:rPr>
           <w:rFonts w:ascii="Courier New" w:eastAsia="Times New Roman" w:hAnsi="Courier New" w:cs="Courier New"/>
@@ -10248,59 +10722,6 @@
         </w:rPr>
         <w:t>bool</w:t>
       </w:r>
-      <w:proofErr w:type="spellEnd"/>
-      <w:r>
-        <w:rPr>
-          <w:rFonts w:ascii="Courier New" w:eastAsia="Times New Roman" w:hAnsi="Courier New" w:cs="Courier New"/>
-          <w:color w:val="383A42"/>
-          <w:sz w:val="20"/>
-          <w:szCs w:val="20"/>
-          <w:lang w:val="en-US" w:eastAsia="ru-RU"/>
-        </w:rPr>
-        <w:t>,</w:t>
-      </w:r>
-      <w:r>
-        <w:rPr>
-          <w:rFonts w:ascii="Courier New" w:eastAsia="Times New Roman" w:hAnsi="Courier New" w:cs="Courier New"/>
-          <w:color w:val="0F1115"/>
-          <w:sz w:val="20"/>
-          <w:szCs w:val="20"/>
-          <w:lang w:val="en-US" w:eastAsia="ru-RU"/>
-        </w:rPr>
-        <w:t xml:space="preserve"> card</w:t>
-      </w:r>
-      <w:r>
-        <w:rPr>
-          <w:rFonts w:ascii="Courier New" w:eastAsia="Times New Roman" w:hAnsi="Courier New" w:cs="Courier New"/>
-          <w:color w:val="383A42"/>
-          <w:sz w:val="20"/>
-          <w:szCs w:val="20"/>
-          <w:lang w:val="en-US" w:eastAsia="ru-RU"/>
-        </w:rPr>
-        <w:t>:</w:t>
-      </w:r>
-      <w:r>
-        <w:rPr>
-          <w:rFonts w:ascii="Courier New" w:eastAsia="Times New Roman" w:hAnsi="Courier New" w:cs="Courier New"/>
-          <w:color w:val="0F1115"/>
-          <w:sz w:val="20"/>
-          <w:szCs w:val="20"/>
-          <w:lang w:val="en-US" w:eastAsia="ru-RU"/>
-        </w:rPr>
-        <w:t xml:space="preserve"> </w:t>
-      </w:r>
-      <w:proofErr w:type="spellStart"/>
-      <w:r>
-        <w:rPr>
-          <w:rFonts w:ascii="Courier New" w:eastAsia="Times New Roman" w:hAnsi="Courier New" w:cs="Courier New"/>
-          <w:color w:val="50A14F"/>
-          <w:sz w:val="20"/>
-          <w:szCs w:val="20"/>
-          <w:lang w:val="en-US" w:eastAsia="ru-RU"/>
-        </w:rPr>
-        <w:t>bool</w:t>
-      </w:r>
-      <w:proofErr w:type="spellEnd"/>
       <w:r>
         <w:rPr>
           <w:rFonts w:ascii="Courier New" w:eastAsia="Times New Roman" w:hAnsi="Courier New" w:cs="Courier New"/>
@@ -10400,29 +10821,7 @@
           <w:szCs w:val="20"/>
           <w:lang w:val="en-US" w:eastAsia="ru-RU"/>
         </w:rPr>
-        <w:t xml:space="preserve">    </w:t>
-      </w:r>
-      <w:proofErr w:type="gramStart"/>
-      <w:r>
-        <w:rPr>
-          <w:rFonts w:ascii="Courier New" w:eastAsia="Times New Roman" w:hAnsi="Courier New" w:cs="Courier New"/>
-          <w:color w:val="0F1115"/>
-          <w:sz w:val="20"/>
-          <w:szCs w:val="20"/>
-          <w:lang w:val="en-US" w:eastAsia="ru-RU"/>
-        </w:rPr>
-        <w:t>total</w:t>
-      </w:r>
-      <w:proofErr w:type="gramEnd"/>
-      <w:r>
-        <w:rPr>
-          <w:rFonts w:ascii="Courier New" w:eastAsia="Times New Roman" w:hAnsi="Courier New" w:cs="Courier New"/>
-          <w:color w:val="0F1115"/>
-          <w:sz w:val="20"/>
-          <w:szCs w:val="20"/>
-          <w:lang w:val="en-US" w:eastAsia="ru-RU"/>
-        </w:rPr>
-        <w:t xml:space="preserve"> </w:t>
+        <w:t xml:space="preserve">    total </w:t>
       </w:r>
       <w:r>
         <w:rPr>
@@ -10495,7 +10894,6 @@
         </w:rPr>
         <w:t xml:space="preserve">    </w:t>
       </w:r>
-      <w:proofErr w:type="gramStart"/>
       <w:r>
         <w:rPr>
           <w:rFonts w:ascii="Courier New" w:eastAsia="Times New Roman" w:hAnsi="Courier New" w:cs="Courier New"/>
@@ -10506,7 +10904,6 @@
         </w:rPr>
         <w:t>if</w:t>
       </w:r>
-      <w:proofErr w:type="gramEnd"/>
       <w:r>
         <w:rPr>
           <w:rFonts w:ascii="Courier New" w:eastAsia="Times New Roman" w:hAnsi="Courier New" w:cs="Courier New"/>
@@ -10566,29 +10963,7 @@
           <w:szCs w:val="20"/>
           <w:lang w:val="en-US" w:eastAsia="ru-RU"/>
         </w:rPr>
-        <w:t xml:space="preserve">        </w:t>
-      </w:r>
-      <w:proofErr w:type="gramStart"/>
-      <w:r>
-        <w:rPr>
-          <w:rFonts w:ascii="Courier New" w:eastAsia="Times New Roman" w:hAnsi="Courier New" w:cs="Courier New"/>
-          <w:color w:val="0F1115"/>
-          <w:sz w:val="20"/>
-          <w:szCs w:val="20"/>
-          <w:lang w:val="en-US" w:eastAsia="ru-RU"/>
-        </w:rPr>
-        <w:t>total</w:t>
-      </w:r>
-      <w:proofErr w:type="gramEnd"/>
-      <w:r>
-        <w:rPr>
-          <w:rFonts w:ascii="Courier New" w:eastAsia="Times New Roman" w:hAnsi="Courier New" w:cs="Courier New"/>
-          <w:color w:val="0F1115"/>
-          <w:sz w:val="20"/>
-          <w:szCs w:val="20"/>
-          <w:lang w:val="en-US" w:eastAsia="ru-RU"/>
-        </w:rPr>
-        <w:t xml:space="preserve"> </w:t>
+        <w:t xml:space="preserve">        total </w:t>
       </w:r>
       <w:r>
         <w:rPr>
@@ -10681,7 +11056,6 @@
         </w:rPr>
         <w:t xml:space="preserve">    </w:t>
       </w:r>
-      <w:proofErr w:type="gramStart"/>
       <w:r>
         <w:rPr>
           <w:rFonts w:ascii="Courier New" w:eastAsia="Times New Roman" w:hAnsi="Courier New" w:cs="Courier New"/>
@@ -10692,7 +11066,6 @@
         </w:rPr>
         <w:t>if</w:t>
       </w:r>
-      <w:proofErr w:type="gramEnd"/>
       <w:r>
         <w:rPr>
           <w:rFonts w:ascii="Courier New" w:eastAsia="Times New Roman" w:hAnsi="Courier New" w:cs="Courier New"/>
@@ -10752,29 +11125,7 @@
           <w:szCs w:val="20"/>
           <w:lang w:val="en-US" w:eastAsia="ru-RU"/>
         </w:rPr>
-        <w:t xml:space="preserve">        </w:t>
-      </w:r>
-      <w:proofErr w:type="gramStart"/>
-      <w:r>
-        <w:rPr>
-          <w:rFonts w:ascii="Courier New" w:eastAsia="Times New Roman" w:hAnsi="Courier New" w:cs="Courier New"/>
-          <w:color w:val="0F1115"/>
-          <w:sz w:val="20"/>
-          <w:szCs w:val="20"/>
-          <w:lang w:val="en-US" w:eastAsia="ru-RU"/>
-        </w:rPr>
-        <w:t>total</w:t>
-      </w:r>
-      <w:proofErr w:type="gramEnd"/>
-      <w:r>
-        <w:rPr>
-          <w:rFonts w:ascii="Courier New" w:eastAsia="Times New Roman" w:hAnsi="Courier New" w:cs="Courier New"/>
-          <w:color w:val="0F1115"/>
-          <w:sz w:val="20"/>
-          <w:szCs w:val="20"/>
-          <w:lang w:val="en-US" w:eastAsia="ru-RU"/>
-        </w:rPr>
-        <w:t xml:space="preserve"> </w:t>
+        <w:t xml:space="preserve">        total </w:t>
       </w:r>
       <w:r>
         <w:rPr>
@@ -10867,7 +11218,6 @@
         </w:rPr>
         <w:t xml:space="preserve">    </w:t>
       </w:r>
-      <w:proofErr w:type="gramStart"/>
       <w:r>
         <w:rPr>
           <w:rFonts w:ascii="Courier New" w:eastAsia="Times New Roman" w:hAnsi="Courier New" w:cs="Courier New"/>
@@ -10878,7 +11228,6 @@
         </w:rPr>
         <w:t>return</w:t>
       </w:r>
-      <w:proofErr w:type="gramEnd"/>
       <w:r>
         <w:rPr>
           <w:rFonts w:ascii="Courier New" w:eastAsia="Times New Roman" w:hAnsi="Courier New" w:cs="Courier New"/>
@@ -10952,52 +11301,62 @@
         </w:rPr>
       </w:pPr>
       <w:proofErr w:type="spellStart"/>
+      <w:r>
+        <w:rPr>
+          <w:rFonts w:ascii="Courier New" w:eastAsia="Times New Roman" w:hAnsi="Courier New" w:cs="Courier New"/>
+          <w:color w:val="A626A4"/>
+          <w:sz w:val="20"/>
+          <w:szCs w:val="20"/>
+          <w:lang w:val="en-US" w:eastAsia="ru-RU"/>
+        </w:rPr>
+        <w:t>def</w:t>
+      </w:r>
+      <w:proofErr w:type="spellEnd"/>
+      <w:r>
+        <w:rPr>
+          <w:rFonts w:ascii="Courier New" w:eastAsia="Times New Roman" w:hAnsi="Courier New" w:cs="Courier New"/>
+          <w:color w:val="0F1115"/>
+          <w:sz w:val="20"/>
+          <w:szCs w:val="20"/>
+          <w:lang w:val="en-US" w:eastAsia="ru-RU"/>
+        </w:rPr>
+        <w:t xml:space="preserve"> </w:t>
+      </w:r>
+      <w:proofErr w:type="spellStart"/>
+      <w:r>
+        <w:rPr>
+          <w:rFonts w:ascii="Courier New" w:eastAsia="Times New Roman" w:hAnsi="Courier New" w:cs="Courier New"/>
+          <w:color w:val="4078F2"/>
+          <w:sz w:val="20"/>
+          <w:szCs w:val="20"/>
+          <w:lang w:val="en-US" w:eastAsia="ru-RU"/>
+        </w:rPr>
+        <w:t>calculate_</w:t>
+      </w:r>
       <w:proofErr w:type="gramStart"/>
       <w:r>
         <w:rPr>
           <w:rFonts w:ascii="Courier New" w:eastAsia="Times New Roman" w:hAnsi="Courier New" w:cs="Courier New"/>
-          <w:color w:val="A626A4"/>
-          <w:sz w:val="20"/>
-          <w:szCs w:val="20"/>
-          <w:lang w:val="en-US" w:eastAsia="ru-RU"/>
-        </w:rPr>
-        <w:t>def</w:t>
+          <w:color w:val="4078F2"/>
+          <w:sz w:val="20"/>
+          <w:szCs w:val="20"/>
+          <w:lang w:val="en-US" w:eastAsia="ru-RU"/>
+        </w:rPr>
+        <w:t>total</w:t>
       </w:r>
       <w:proofErr w:type="spellEnd"/>
+      <w:r>
+        <w:rPr>
+          <w:rFonts w:ascii="Courier New" w:eastAsia="Times New Roman" w:hAnsi="Courier New" w:cs="Courier New"/>
+          <w:color w:val="383A42"/>
+          <w:sz w:val="20"/>
+          <w:szCs w:val="20"/>
+          <w:lang w:val="en-US" w:eastAsia="ru-RU"/>
+        </w:rPr>
+        <w:t>(</w:t>
+      </w:r>
+      <w:proofErr w:type="spellStart"/>
       <w:proofErr w:type="gramEnd"/>
-      <w:r>
-        <w:rPr>
-          <w:rFonts w:ascii="Courier New" w:eastAsia="Times New Roman" w:hAnsi="Courier New" w:cs="Courier New"/>
-          <w:color w:val="0F1115"/>
-          <w:sz w:val="20"/>
-          <w:szCs w:val="20"/>
-          <w:lang w:val="en-US" w:eastAsia="ru-RU"/>
-        </w:rPr>
-        <w:t xml:space="preserve"> </w:t>
-      </w:r>
-      <w:proofErr w:type="spellStart"/>
-      <w:r>
-        <w:rPr>
-          <w:rFonts w:ascii="Courier New" w:eastAsia="Times New Roman" w:hAnsi="Courier New" w:cs="Courier New"/>
-          <w:color w:val="4078F2"/>
-          <w:sz w:val="20"/>
-          <w:szCs w:val="20"/>
-          <w:lang w:val="en-US" w:eastAsia="ru-RU"/>
-        </w:rPr>
-        <w:t>calculate_total</w:t>
-      </w:r>
-      <w:proofErr w:type="spellEnd"/>
-      <w:r>
-        <w:rPr>
-          <w:rFonts w:ascii="Courier New" w:eastAsia="Times New Roman" w:hAnsi="Courier New" w:cs="Courier New"/>
-          <w:color w:val="383A42"/>
-          <w:sz w:val="20"/>
-          <w:szCs w:val="20"/>
-          <w:lang w:val="en-US" w:eastAsia="ru-RU"/>
-        </w:rPr>
-        <w:t>(</w:t>
-      </w:r>
-      <w:proofErr w:type="spellStart"/>
       <w:r>
         <w:rPr>
           <w:rFonts w:ascii="Courier New" w:eastAsia="Times New Roman" w:hAnsi="Courier New" w:cs="Courier New"/>
@@ -11206,20 +11565,8 @@
           <w:szCs w:val="20"/>
           <w:lang w:val="en-US" w:eastAsia="ru-RU"/>
         </w:rPr>
-        <w:t xml:space="preserve">                    </w:t>
-      </w:r>
-      <w:proofErr w:type="gramStart"/>
-      <w:r>
-        <w:rPr>
-          <w:rFonts w:ascii="Courier New" w:eastAsia="Times New Roman" w:hAnsi="Courier New" w:cs="Courier New"/>
-          <w:color w:val="0F1115"/>
-          <w:sz w:val="20"/>
-          <w:szCs w:val="20"/>
-          <w:lang w:val="en-US" w:eastAsia="ru-RU"/>
-        </w:rPr>
-        <w:t>delivery</w:t>
-      </w:r>
-      <w:proofErr w:type="gramEnd"/>
+        <w:t xml:space="preserve">                    delivery</w:t>
+      </w:r>
       <w:r>
         <w:rPr>
           <w:rFonts w:ascii="Courier New" w:eastAsia="Times New Roman" w:hAnsi="Courier New" w:cs="Courier New"/>
@@ -11240,7 +11587,6 @@
         </w:rPr>
         <w:t xml:space="preserve"> </w:t>
       </w:r>
-      <w:proofErr w:type="spellStart"/>
       <w:r>
         <w:rPr>
           <w:rFonts w:ascii="Courier New" w:eastAsia="Times New Roman" w:hAnsi="Courier New" w:cs="Courier New"/>
@@ -11251,7 +11597,6 @@
         </w:rPr>
         <w:t>bool</w:t>
       </w:r>
-      <w:proofErr w:type="spellEnd"/>
       <w:r>
         <w:rPr>
           <w:rFonts w:ascii="Courier New" w:eastAsia="Times New Roman" w:hAnsi="Courier New" w:cs="Courier New"/>
@@ -11292,7 +11637,6 @@
         </w:rPr>
         <w:t xml:space="preserve"> </w:t>
       </w:r>
-      <w:proofErr w:type="spellStart"/>
       <w:r>
         <w:rPr>
           <w:rFonts w:ascii="Courier New" w:eastAsia="Times New Roman" w:hAnsi="Courier New" w:cs="Courier New"/>
@@ -11303,7 +11647,6 @@
         </w:rPr>
         <w:t>bool</w:t>
       </w:r>
-      <w:proofErr w:type="spellEnd"/>
       <w:r>
         <w:rPr>
           <w:rFonts w:ascii="Courier New" w:eastAsia="Times New Roman" w:hAnsi="Courier New" w:cs="Courier New"/>
@@ -11405,7 +11748,38 @@
           <w:szCs w:val="20"/>
           <w:lang w:val="en-US" w:eastAsia="ru-RU"/>
         </w:rPr>
-        <w:t xml:space="preserve">    </w:t>
+        <w:t xml:space="preserve">    base </w:t>
+      </w:r>
+      <w:r>
+        <w:rPr>
+          <w:rFonts w:ascii="Courier New" w:eastAsia="Times New Roman" w:hAnsi="Courier New" w:cs="Courier New"/>
+          <w:color w:val="4078F2"/>
+          <w:sz w:val="20"/>
+          <w:szCs w:val="20"/>
+          <w:lang w:val="en-US" w:eastAsia="ru-RU"/>
+        </w:rPr>
+        <w:t>=</w:t>
+      </w:r>
+      <w:r>
+        <w:rPr>
+          <w:rFonts w:ascii="Courier New" w:eastAsia="Times New Roman" w:hAnsi="Courier New" w:cs="Courier New"/>
+          <w:color w:val="0F1115"/>
+          <w:sz w:val="20"/>
+          <w:szCs w:val="20"/>
+          <w:lang w:val="en-US" w:eastAsia="ru-RU"/>
+        </w:rPr>
+        <w:t xml:space="preserve"> </w:t>
+      </w:r>
+      <w:proofErr w:type="spellStart"/>
+      <w:r>
+        <w:rPr>
+          <w:rFonts w:ascii="Courier New" w:eastAsia="Times New Roman" w:hAnsi="Courier New" w:cs="Courier New"/>
+          <w:color w:val="0F1115"/>
+          <w:sz w:val="20"/>
+          <w:szCs w:val="20"/>
+          <w:lang w:val="en-US" w:eastAsia="ru-RU"/>
+        </w:rPr>
+        <w:t>calculate_base_</w:t>
       </w:r>
       <w:proofErr w:type="gramStart"/>
       <w:r>
@@ -11416,62 +11790,21 @@
           <w:szCs w:val="20"/>
           <w:lang w:val="en-US" w:eastAsia="ru-RU"/>
         </w:rPr>
-        <w:t>base</w:t>
-      </w:r>
+        <w:t>cost</w:t>
+      </w:r>
+      <w:proofErr w:type="spellEnd"/>
+      <w:r>
+        <w:rPr>
+          <w:rFonts w:ascii="Courier New" w:eastAsia="Times New Roman" w:hAnsi="Courier New" w:cs="Courier New"/>
+          <w:color w:val="383A42"/>
+          <w:sz w:val="20"/>
+          <w:szCs w:val="20"/>
+          <w:lang w:val="en-US" w:eastAsia="ru-RU"/>
+        </w:rPr>
+        <w:t>(</w:t>
+      </w:r>
+      <w:proofErr w:type="spellStart"/>
       <w:proofErr w:type="gramEnd"/>
-      <w:r>
-        <w:rPr>
-          <w:rFonts w:ascii="Courier New" w:eastAsia="Times New Roman" w:hAnsi="Courier New" w:cs="Courier New"/>
-          <w:color w:val="0F1115"/>
-          <w:sz w:val="20"/>
-          <w:szCs w:val="20"/>
-          <w:lang w:val="en-US" w:eastAsia="ru-RU"/>
-        </w:rPr>
-        <w:t xml:space="preserve"> </w:t>
-      </w:r>
-      <w:r>
-        <w:rPr>
-          <w:rFonts w:ascii="Courier New" w:eastAsia="Times New Roman" w:hAnsi="Courier New" w:cs="Courier New"/>
-          <w:color w:val="4078F2"/>
-          <w:sz w:val="20"/>
-          <w:szCs w:val="20"/>
-          <w:lang w:val="en-US" w:eastAsia="ru-RU"/>
-        </w:rPr>
-        <w:t>=</w:t>
-      </w:r>
-      <w:r>
-        <w:rPr>
-          <w:rFonts w:ascii="Courier New" w:eastAsia="Times New Roman" w:hAnsi="Courier New" w:cs="Courier New"/>
-          <w:color w:val="0F1115"/>
-          <w:sz w:val="20"/>
-          <w:szCs w:val="20"/>
-          <w:lang w:val="en-US" w:eastAsia="ru-RU"/>
-        </w:rPr>
-        <w:t xml:space="preserve"> </w:t>
-      </w:r>
-      <w:proofErr w:type="spellStart"/>
-      <w:r>
-        <w:rPr>
-          <w:rFonts w:ascii="Courier New" w:eastAsia="Times New Roman" w:hAnsi="Courier New" w:cs="Courier New"/>
-          <w:color w:val="0F1115"/>
-          <w:sz w:val="20"/>
-          <w:szCs w:val="20"/>
-          <w:lang w:val="en-US" w:eastAsia="ru-RU"/>
-        </w:rPr>
-        <w:t>calculate_base_cost</w:t>
-      </w:r>
-      <w:proofErr w:type="spellEnd"/>
-      <w:r>
-        <w:rPr>
-          <w:rFonts w:ascii="Courier New" w:eastAsia="Times New Roman" w:hAnsi="Courier New" w:cs="Courier New"/>
-          <w:color w:val="383A42"/>
-          <w:sz w:val="20"/>
-          <w:szCs w:val="20"/>
-          <w:lang w:val="en-US" w:eastAsia="ru-RU"/>
-        </w:rPr>
-        <w:t>(</w:t>
-      </w:r>
-      <w:proofErr w:type="spellStart"/>
       <w:r>
         <w:rPr>
           <w:rFonts w:ascii="Courier New" w:eastAsia="Times New Roman" w:hAnsi="Courier New" w:cs="Courier New"/>
@@ -11552,29 +11885,7 @@
           <w:szCs w:val="20"/>
           <w:lang w:val="en-US" w:eastAsia="ru-RU"/>
         </w:rPr>
-        <w:t xml:space="preserve">    </w:t>
-      </w:r>
-      <w:proofErr w:type="gramStart"/>
-      <w:r>
-        <w:rPr>
-          <w:rFonts w:ascii="Courier New" w:eastAsia="Times New Roman" w:hAnsi="Courier New" w:cs="Courier New"/>
-          <w:color w:val="0F1115"/>
-          <w:sz w:val="20"/>
-          <w:szCs w:val="20"/>
-          <w:lang w:val="en-US" w:eastAsia="ru-RU"/>
-        </w:rPr>
-        <w:t>packaging</w:t>
-      </w:r>
-      <w:proofErr w:type="gramEnd"/>
-      <w:r>
-        <w:rPr>
-          <w:rFonts w:ascii="Courier New" w:eastAsia="Times New Roman" w:hAnsi="Courier New" w:cs="Courier New"/>
-          <w:color w:val="0F1115"/>
-          <w:sz w:val="20"/>
-          <w:szCs w:val="20"/>
-          <w:lang w:val="en-US" w:eastAsia="ru-RU"/>
-        </w:rPr>
-        <w:t xml:space="preserve"> </w:t>
+        <w:t xml:space="preserve">    packaging </w:t>
       </w:r>
       <w:r>
         <w:rPr>
@@ -11679,7 +11990,38 @@
           <w:szCs w:val="20"/>
           <w:lang w:val="en-US" w:eastAsia="ru-RU"/>
         </w:rPr>
-        <w:t xml:space="preserve">    </w:t>
+        <w:t xml:space="preserve">    services </w:t>
+      </w:r>
+      <w:r>
+        <w:rPr>
+          <w:rFonts w:ascii="Courier New" w:eastAsia="Times New Roman" w:hAnsi="Courier New" w:cs="Courier New"/>
+          <w:color w:val="4078F2"/>
+          <w:sz w:val="20"/>
+          <w:szCs w:val="20"/>
+          <w:lang w:val="en-US" w:eastAsia="ru-RU"/>
+        </w:rPr>
+        <w:t>=</w:t>
+      </w:r>
+      <w:r>
+        <w:rPr>
+          <w:rFonts w:ascii="Courier New" w:eastAsia="Times New Roman" w:hAnsi="Courier New" w:cs="Courier New"/>
+          <w:color w:val="0F1115"/>
+          <w:sz w:val="20"/>
+          <w:szCs w:val="20"/>
+          <w:lang w:val="en-US" w:eastAsia="ru-RU"/>
+        </w:rPr>
+        <w:t xml:space="preserve"> </w:t>
+      </w:r>
+      <w:proofErr w:type="spellStart"/>
+      <w:r>
+        <w:rPr>
+          <w:rFonts w:ascii="Courier New" w:eastAsia="Times New Roman" w:hAnsi="Courier New" w:cs="Courier New"/>
+          <w:color w:val="0F1115"/>
+          <w:sz w:val="20"/>
+          <w:szCs w:val="20"/>
+          <w:lang w:val="en-US" w:eastAsia="ru-RU"/>
+        </w:rPr>
+        <w:t>calculate_services_</w:t>
       </w:r>
       <w:proofErr w:type="gramStart"/>
       <w:r>
@@ -11690,61 +12032,20 @@
           <w:szCs w:val="20"/>
           <w:lang w:val="en-US" w:eastAsia="ru-RU"/>
         </w:rPr>
-        <w:t>services</w:t>
+        <w:t>cost</w:t>
+      </w:r>
+      <w:proofErr w:type="spellEnd"/>
+      <w:r>
+        <w:rPr>
+          <w:rFonts w:ascii="Courier New" w:eastAsia="Times New Roman" w:hAnsi="Courier New" w:cs="Courier New"/>
+          <w:color w:val="383A42"/>
+          <w:sz w:val="20"/>
+          <w:szCs w:val="20"/>
+          <w:lang w:val="en-US" w:eastAsia="ru-RU"/>
+        </w:rPr>
+        <w:t>(</w:t>
       </w:r>
       <w:proofErr w:type="gramEnd"/>
-      <w:r>
-        <w:rPr>
-          <w:rFonts w:ascii="Courier New" w:eastAsia="Times New Roman" w:hAnsi="Courier New" w:cs="Courier New"/>
-          <w:color w:val="0F1115"/>
-          <w:sz w:val="20"/>
-          <w:szCs w:val="20"/>
-          <w:lang w:val="en-US" w:eastAsia="ru-RU"/>
-        </w:rPr>
-        <w:t xml:space="preserve"> </w:t>
-      </w:r>
-      <w:r>
-        <w:rPr>
-          <w:rFonts w:ascii="Courier New" w:eastAsia="Times New Roman" w:hAnsi="Courier New" w:cs="Courier New"/>
-          <w:color w:val="4078F2"/>
-          <w:sz w:val="20"/>
-          <w:szCs w:val="20"/>
-          <w:lang w:val="en-US" w:eastAsia="ru-RU"/>
-        </w:rPr>
-        <w:t>=</w:t>
-      </w:r>
-      <w:r>
-        <w:rPr>
-          <w:rFonts w:ascii="Courier New" w:eastAsia="Times New Roman" w:hAnsi="Courier New" w:cs="Courier New"/>
-          <w:color w:val="0F1115"/>
-          <w:sz w:val="20"/>
-          <w:szCs w:val="20"/>
-          <w:lang w:val="en-US" w:eastAsia="ru-RU"/>
-        </w:rPr>
-        <w:t xml:space="preserve"> </w:t>
-      </w:r>
-      <w:proofErr w:type="spellStart"/>
-      <w:r>
-        <w:rPr>
-          <w:rFonts w:ascii="Courier New" w:eastAsia="Times New Roman" w:hAnsi="Courier New" w:cs="Courier New"/>
-          <w:color w:val="0F1115"/>
-          <w:sz w:val="20"/>
-          <w:szCs w:val="20"/>
-          <w:lang w:val="en-US" w:eastAsia="ru-RU"/>
-        </w:rPr>
-        <w:t>calculate_services_cost</w:t>
-      </w:r>
-      <w:proofErr w:type="spellEnd"/>
-      <w:r>
-        <w:rPr>
-          <w:rFonts w:ascii="Courier New" w:eastAsia="Times New Roman" w:hAnsi="Courier New" w:cs="Courier New"/>
-          <w:color w:val="383A42"/>
-          <w:sz w:val="20"/>
-          <w:szCs w:val="20"/>
-          <w:lang w:val="en-US" w:eastAsia="ru-RU"/>
-        </w:rPr>
-        <w:t>(</w:t>
-      </w:r>
       <w:r>
         <w:rPr>
           <w:rFonts w:ascii="Courier New" w:eastAsia="Times New Roman" w:hAnsi="Courier New" w:cs="Courier New"/>
@@ -11867,7 +12168,6 @@
         </w:rPr>
         <w:t xml:space="preserve">    </w:t>
       </w:r>
-      <w:proofErr w:type="gramStart"/>
       <w:r>
         <w:rPr>
           <w:rFonts w:ascii="Courier New" w:eastAsia="Times New Roman" w:hAnsi="Courier New" w:cs="Courier New"/>
@@ -11878,7 +12178,6 @@
         </w:rPr>
         <w:t>return</w:t>
       </w:r>
-      <w:proofErr w:type="gramEnd"/>
       <w:r>
         <w:rPr>
           <w:rFonts w:ascii="Courier New" w:eastAsia="Times New Roman" w:hAnsi="Courier New" w:cs="Courier New"/>
@@ -12442,7 +12741,28 @@
           <w:szCs w:val="20"/>
           <w:lang w:val="en-US" w:eastAsia="ru-RU"/>
         </w:rPr>
-        <w:t xml:space="preserve"> FLOWER_</w:t>
+        <w:t xml:space="preserve"> FLOWER_PRICES</w:t>
+      </w:r>
+      <w:r>
+        <w:rPr>
+          <w:rFonts w:ascii="Courier New" w:eastAsia="Times New Roman" w:hAnsi="Courier New" w:cs="Courier New"/>
+          <w:color w:val="383A42"/>
+          <w:sz w:val="20"/>
+          <w:szCs w:val="20"/>
+          <w:lang w:val="en-US" w:eastAsia="ru-RU"/>
+        </w:rPr>
+        <w:t>[</w:t>
+      </w:r>
+      <w:proofErr w:type="spellStart"/>
+      <w:r>
+        <w:rPr>
+          <w:rFonts w:ascii="Courier New" w:eastAsia="Times New Roman" w:hAnsi="Courier New" w:cs="Courier New"/>
+          <w:color w:val="0F1115"/>
+          <w:sz w:val="20"/>
+          <w:szCs w:val="20"/>
+          <w:lang w:val="en-US" w:eastAsia="ru-RU"/>
+        </w:rPr>
+        <w:t>flower_</w:t>
       </w:r>
       <w:proofErr w:type="gramStart"/>
       <w:r>
@@ -12453,8 +12773,9 @@
           <w:szCs w:val="20"/>
           <w:lang w:val="en-US" w:eastAsia="ru-RU"/>
         </w:rPr>
-        <w:t>PRICES</w:t>
-      </w:r>
+        <w:t>type</w:t>
+      </w:r>
+      <w:proofErr w:type="spellEnd"/>
       <w:r>
         <w:rPr>
           <w:rFonts w:ascii="Courier New" w:eastAsia="Times New Roman" w:hAnsi="Courier New" w:cs="Courier New"/>
@@ -12463,31 +12784,9 @@
           <w:szCs w:val="20"/>
           <w:lang w:val="en-US" w:eastAsia="ru-RU"/>
         </w:rPr>
-        <w:t>[</w:t>
-      </w:r>
-      <w:proofErr w:type="spellStart"/>
+        <w:t>][</w:t>
+      </w:r>
       <w:proofErr w:type="gramEnd"/>
-      <w:r>
-        <w:rPr>
-          <w:rFonts w:ascii="Courier New" w:eastAsia="Times New Roman" w:hAnsi="Courier New" w:cs="Courier New"/>
-          <w:color w:val="0F1115"/>
-          <w:sz w:val="20"/>
-          <w:szCs w:val="20"/>
-          <w:lang w:val="en-US" w:eastAsia="ru-RU"/>
-        </w:rPr>
-        <w:t>flower_type</w:t>
-      </w:r>
-      <w:proofErr w:type="spellEnd"/>
-      <w:r>
-        <w:rPr>
-          <w:rFonts w:ascii="Courier New" w:eastAsia="Times New Roman" w:hAnsi="Courier New" w:cs="Courier New"/>
-          <w:color w:val="383A42"/>
-          <w:sz w:val="20"/>
-          <w:szCs w:val="20"/>
-          <w:lang w:val="en-US" w:eastAsia="ru-RU"/>
-        </w:rPr>
-        <w:t>][</w:t>
-      </w:r>
       <w:r>
         <w:rPr>
           <w:rFonts w:ascii="Courier New" w:eastAsia="Times New Roman" w:hAnsi="Courier New" w:cs="Courier New"/>
@@ -12599,7 +12898,28 @@
           <w:szCs w:val="20"/>
           <w:lang w:val="en-US" w:eastAsia="ru-RU"/>
         </w:rPr>
-        <w:t xml:space="preserve"> PACKAGING_</w:t>
+        <w:t xml:space="preserve"> PACKAGING_PRICES</w:t>
+      </w:r>
+      <w:r>
+        <w:rPr>
+          <w:rFonts w:ascii="Courier New" w:eastAsia="Times New Roman" w:hAnsi="Courier New" w:cs="Courier New"/>
+          <w:color w:val="383A42"/>
+          <w:sz w:val="20"/>
+          <w:szCs w:val="20"/>
+          <w:lang w:val="en-US" w:eastAsia="ru-RU"/>
+        </w:rPr>
+        <w:t>[</w:t>
+      </w:r>
+      <w:proofErr w:type="spellStart"/>
+      <w:r>
+        <w:rPr>
+          <w:rFonts w:ascii="Courier New" w:eastAsia="Times New Roman" w:hAnsi="Courier New" w:cs="Courier New"/>
+          <w:color w:val="0F1115"/>
+          <w:sz w:val="20"/>
+          <w:szCs w:val="20"/>
+          <w:lang w:val="en-US" w:eastAsia="ru-RU"/>
+        </w:rPr>
+        <w:t>packaging_</w:t>
       </w:r>
       <w:proofErr w:type="gramStart"/>
       <w:r>
@@ -12610,8 +12930,9 @@
           <w:szCs w:val="20"/>
           <w:lang w:val="en-US" w:eastAsia="ru-RU"/>
         </w:rPr>
-        <w:t>PRICES</w:t>
-      </w:r>
+        <w:t>type</w:t>
+      </w:r>
+      <w:proofErr w:type="spellEnd"/>
       <w:r>
         <w:rPr>
           <w:rFonts w:ascii="Courier New" w:eastAsia="Times New Roman" w:hAnsi="Courier New" w:cs="Courier New"/>
@@ -12620,31 +12941,9 @@
           <w:szCs w:val="20"/>
           <w:lang w:val="en-US" w:eastAsia="ru-RU"/>
         </w:rPr>
-        <w:t>[</w:t>
-      </w:r>
-      <w:proofErr w:type="spellStart"/>
+        <w:t>][</w:t>
+      </w:r>
       <w:proofErr w:type="gramEnd"/>
-      <w:r>
-        <w:rPr>
-          <w:rFonts w:ascii="Courier New" w:eastAsia="Times New Roman" w:hAnsi="Courier New" w:cs="Courier New"/>
-          <w:color w:val="0F1115"/>
-          <w:sz w:val="20"/>
-          <w:szCs w:val="20"/>
-          <w:lang w:val="en-US" w:eastAsia="ru-RU"/>
-        </w:rPr>
-        <w:t>packaging_type</w:t>
-      </w:r>
-      <w:proofErr w:type="spellEnd"/>
-      <w:r>
-        <w:rPr>
-          <w:rFonts w:ascii="Courier New" w:eastAsia="Times New Roman" w:hAnsi="Courier New" w:cs="Courier New"/>
-          <w:color w:val="383A42"/>
-          <w:sz w:val="20"/>
-          <w:szCs w:val="20"/>
-          <w:lang w:val="en-US" w:eastAsia="ru-RU"/>
-        </w:rPr>
-        <w:t>][</w:t>
-      </w:r>
       <w:r>
         <w:rPr>
           <w:rFonts w:ascii="Courier New" w:eastAsia="Times New Roman" w:hAnsi="Courier New" w:cs="Courier New"/>
@@ -12954,7 +13253,6 @@
           <w:lang w:val="en-US" w:eastAsia="ru-RU"/>
         </w:rPr>
       </w:pPr>
-      <w:proofErr w:type="gramStart"/>
       <w:r>
         <w:rPr>
           <w:rFonts w:ascii="Courier New" w:eastAsia="Times New Roman" w:hAnsi="Courier New" w:cs="Courier New"/>
@@ -12965,7 +13263,6 @@
         </w:rPr>
         <w:t>import</w:t>
       </w:r>
-      <w:proofErr w:type="gramEnd"/>
       <w:r>
         <w:rPr>
           <w:rFonts w:ascii="Courier New" w:eastAsia="Times New Roman" w:hAnsi="Courier New" w:cs="Courier New"/>
@@ -13061,7 +13358,6 @@
           <w:lang w:val="en-US" w:eastAsia="ru-RU"/>
         </w:rPr>
       </w:pPr>
-      <w:proofErr w:type="gramStart"/>
       <w:r>
         <w:rPr>
           <w:rFonts w:ascii="Courier New" w:eastAsia="Times New Roman" w:hAnsi="Courier New" w:cs="Courier New"/>
@@ -13072,7 +13368,6 @@
         </w:rPr>
         <w:t>from</w:t>
       </w:r>
-      <w:proofErr w:type="gramEnd"/>
       <w:r>
         <w:rPr>
           <w:rFonts w:ascii="Courier New" w:eastAsia="Times New Roman" w:hAnsi="Courier New" w:cs="Courier New"/>
@@ -13200,7 +13495,6 @@
           <w:lang w:val="en-US" w:eastAsia="ru-RU"/>
         </w:rPr>
       </w:pPr>
-      <w:proofErr w:type="gramStart"/>
       <w:r>
         <w:rPr>
           <w:rFonts w:ascii="Courier New" w:eastAsia="Times New Roman" w:hAnsi="Courier New" w:cs="Courier New"/>
@@ -13211,7 +13505,6 @@
         </w:rPr>
         <w:t>from</w:t>
       </w:r>
-      <w:proofErr w:type="gramEnd"/>
       <w:r>
         <w:rPr>
           <w:rFonts w:ascii="Courier New" w:eastAsia="Times New Roman" w:hAnsi="Courier New" w:cs="Courier New"/>
@@ -13285,7 +13578,6 @@
           <w:lang w:val="en-US" w:eastAsia="ru-RU"/>
         </w:rPr>
       </w:pPr>
-      <w:proofErr w:type="gramStart"/>
       <w:r>
         <w:rPr>
           <w:rFonts w:ascii="Courier New" w:eastAsia="Times New Roman" w:hAnsi="Courier New" w:cs="Courier New"/>
@@ -13296,7 +13588,6 @@
         </w:rPr>
         <w:t>from</w:t>
       </w:r>
-      <w:proofErr w:type="gramEnd"/>
       <w:r>
         <w:rPr>
           <w:rFonts w:ascii="Courier New" w:eastAsia="Times New Roman" w:hAnsi="Courier New" w:cs="Courier New"/>
@@ -13401,7 +13692,6 @@
           <w:lang w:val="en-US" w:eastAsia="ru-RU"/>
         </w:rPr>
       </w:pPr>
-      <w:proofErr w:type="gramStart"/>
       <w:r>
         <w:rPr>
           <w:rFonts w:ascii="Courier New" w:eastAsia="Times New Roman" w:hAnsi="Courier New" w:cs="Courier New"/>
@@ -13412,7 +13702,6 @@
         </w:rPr>
         <w:t>class</w:t>
       </w:r>
-      <w:proofErr w:type="gramEnd"/>
       <w:r>
         <w:rPr>
           <w:rFonts w:ascii="Courier New" w:eastAsia="Times New Roman" w:hAnsi="Courier New" w:cs="Courier New"/>
@@ -13487,71 +13776,81 @@
         <w:t xml:space="preserve">    </w:t>
       </w:r>
       <w:proofErr w:type="spellStart"/>
+      <w:r>
+        <w:rPr>
+          <w:rFonts w:ascii="Courier New" w:eastAsia="Times New Roman" w:hAnsi="Courier New" w:cs="Courier New"/>
+          <w:color w:val="A626A4"/>
+          <w:sz w:val="20"/>
+          <w:szCs w:val="20"/>
+          <w:lang w:val="en-US" w:eastAsia="ru-RU"/>
+        </w:rPr>
+        <w:t>def</w:t>
+      </w:r>
+      <w:proofErr w:type="spellEnd"/>
+      <w:r>
+        <w:rPr>
+          <w:rFonts w:ascii="Courier New" w:eastAsia="Times New Roman" w:hAnsi="Courier New" w:cs="Courier New"/>
+          <w:color w:val="0F1115"/>
+          <w:sz w:val="20"/>
+          <w:szCs w:val="20"/>
+          <w:lang w:val="en-US" w:eastAsia="ru-RU"/>
+        </w:rPr>
+        <w:t xml:space="preserve"> </w:t>
+      </w:r>
+      <w:r>
+        <w:rPr>
+          <w:rFonts w:ascii="Courier New" w:eastAsia="Times New Roman" w:hAnsi="Courier New" w:cs="Courier New"/>
+          <w:color w:val="4078F2"/>
+          <w:sz w:val="20"/>
+          <w:szCs w:val="20"/>
+          <w:lang w:val="en-US" w:eastAsia="ru-RU"/>
+        </w:rPr>
+        <w:t>__</w:t>
+      </w:r>
+      <w:proofErr w:type="spellStart"/>
+      <w:r>
+        <w:rPr>
+          <w:rFonts w:ascii="Courier New" w:eastAsia="Times New Roman" w:hAnsi="Courier New" w:cs="Courier New"/>
+          <w:color w:val="4078F2"/>
+          <w:sz w:val="20"/>
+          <w:szCs w:val="20"/>
+          <w:lang w:val="en-US" w:eastAsia="ru-RU"/>
+        </w:rPr>
+        <w:t>init</w:t>
+      </w:r>
+      <w:proofErr w:type="spellEnd"/>
+      <w:r>
+        <w:rPr>
+          <w:rFonts w:ascii="Courier New" w:eastAsia="Times New Roman" w:hAnsi="Courier New" w:cs="Courier New"/>
+          <w:color w:val="4078F2"/>
+          <w:sz w:val="20"/>
+          <w:szCs w:val="20"/>
+          <w:lang w:val="en-US" w:eastAsia="ru-RU"/>
+        </w:rPr>
+        <w:t>_</w:t>
+      </w:r>
       <w:proofErr w:type="gramStart"/>
       <w:r>
         <w:rPr>
           <w:rFonts w:ascii="Courier New" w:eastAsia="Times New Roman" w:hAnsi="Courier New" w:cs="Courier New"/>
-          <w:color w:val="A626A4"/>
-          <w:sz w:val="20"/>
-          <w:szCs w:val="20"/>
-          <w:lang w:val="en-US" w:eastAsia="ru-RU"/>
-        </w:rPr>
-        <w:t>def</w:t>
-      </w:r>
-      <w:proofErr w:type="spellEnd"/>
+          <w:color w:val="4078F2"/>
+          <w:sz w:val="20"/>
+          <w:szCs w:val="20"/>
+          <w:lang w:val="en-US" w:eastAsia="ru-RU"/>
+        </w:rPr>
+        <w:t>_</w:t>
+      </w:r>
+      <w:r>
+        <w:rPr>
+          <w:rFonts w:ascii="Courier New" w:eastAsia="Times New Roman" w:hAnsi="Courier New" w:cs="Courier New"/>
+          <w:color w:val="383A42"/>
+          <w:sz w:val="20"/>
+          <w:szCs w:val="20"/>
+          <w:lang w:val="en-US" w:eastAsia="ru-RU"/>
+        </w:rPr>
+        <w:t>(</w:t>
+      </w:r>
       <w:proofErr w:type="gramEnd"/>
-      <w:r>
-        <w:rPr>
-          <w:rFonts w:ascii="Courier New" w:eastAsia="Times New Roman" w:hAnsi="Courier New" w:cs="Courier New"/>
-          <w:color w:val="0F1115"/>
-          <w:sz w:val="20"/>
-          <w:szCs w:val="20"/>
-          <w:lang w:val="en-US" w:eastAsia="ru-RU"/>
-        </w:rPr>
-        <w:t xml:space="preserve"> </w:t>
-      </w:r>
-      <w:r>
-        <w:rPr>
-          <w:rFonts w:ascii="Courier New" w:eastAsia="Times New Roman" w:hAnsi="Courier New" w:cs="Courier New"/>
-          <w:color w:val="4078F2"/>
-          <w:sz w:val="20"/>
-          <w:szCs w:val="20"/>
-          <w:lang w:val="en-US" w:eastAsia="ru-RU"/>
-        </w:rPr>
-        <w:t>__</w:t>
-      </w:r>
-      <w:proofErr w:type="spellStart"/>
-      <w:r>
-        <w:rPr>
-          <w:rFonts w:ascii="Courier New" w:eastAsia="Times New Roman" w:hAnsi="Courier New" w:cs="Courier New"/>
-          <w:color w:val="4078F2"/>
-          <w:sz w:val="20"/>
-          <w:szCs w:val="20"/>
-          <w:lang w:val="en-US" w:eastAsia="ru-RU"/>
-        </w:rPr>
-        <w:t>init</w:t>
-      </w:r>
-      <w:proofErr w:type="spellEnd"/>
-      <w:r>
-        <w:rPr>
-          <w:rFonts w:ascii="Courier New" w:eastAsia="Times New Roman" w:hAnsi="Courier New" w:cs="Courier New"/>
-          <w:color w:val="4078F2"/>
-          <w:sz w:val="20"/>
-          <w:szCs w:val="20"/>
-          <w:lang w:val="en-US" w:eastAsia="ru-RU"/>
-        </w:rPr>
-        <w:t>__</w:t>
-      </w:r>
-      <w:r>
-        <w:rPr>
-          <w:rFonts w:ascii="Courier New" w:eastAsia="Times New Roman" w:hAnsi="Courier New" w:cs="Courier New"/>
-          <w:color w:val="383A42"/>
-          <w:sz w:val="20"/>
-          <w:szCs w:val="20"/>
-          <w:lang w:val="en-US" w:eastAsia="ru-RU"/>
-        </w:rPr>
-        <w:t>(</w:t>
-      </w:r>
       <w:r>
         <w:rPr>
           <w:rFonts w:ascii="Courier New" w:eastAsia="Times New Roman" w:hAnsi="Courier New" w:cs="Courier New"/>
@@ -13767,6 +14066,7 @@
         </w:rPr>
         <w:t>root</w:t>
       </w:r>
+      <w:proofErr w:type="gramEnd"/>
       <w:r>
         <w:rPr>
           <w:rFonts w:ascii="Courier New" w:eastAsia="Times New Roman" w:hAnsi="Courier New" w:cs="Courier New"/>
@@ -13797,7 +14097,6 @@
         </w:rPr>
         <w:t>(</w:t>
       </w:r>
-      <w:proofErr w:type="gramEnd"/>
       <w:r>
         <w:rPr>
           <w:rFonts w:ascii="Courier New" w:eastAsia="Times New Roman" w:hAnsi="Courier New" w:cs="Courier New"/>
@@ -13951,6 +14250,7 @@
         </w:rPr>
         <w:t>root</w:t>
       </w:r>
+      <w:proofErr w:type="gramEnd"/>
       <w:r>
         <w:rPr>
           <w:rFonts w:ascii="Courier New" w:eastAsia="Times New Roman" w:hAnsi="Courier New" w:cs="Courier New"/>
@@ -13982,7 +14282,6 @@
         </w:rPr>
         <w:t>(</w:t>
       </w:r>
-      <w:proofErr w:type="gramEnd"/>
       <w:r>
         <w:rPr>
           <w:rFonts w:ascii="Courier New" w:eastAsia="Times New Roman" w:hAnsi="Courier New" w:cs="Courier New"/>
@@ -14045,6 +14344,7 @@
         <w:t xml:space="preserve">        </w:t>
       </w:r>
       <w:proofErr w:type="spellStart"/>
+      <w:proofErr w:type="gramStart"/>
       <w:r>
         <w:rPr>
           <w:rFonts w:ascii="Courier New" w:eastAsia="Times New Roman" w:hAnsi="Courier New" w:cs="Courier New"/>
@@ -14073,18 +14373,18 @@
           <w:szCs w:val="20"/>
           <w:lang w:val="en-US" w:eastAsia="ru-RU"/>
         </w:rPr>
-        <w:t>create_</w:t>
-      </w:r>
-      <w:proofErr w:type="gramStart"/>
-      <w:r>
-        <w:rPr>
-          <w:rFonts w:ascii="Courier New" w:eastAsia="Times New Roman" w:hAnsi="Courier New" w:cs="Courier New"/>
-          <w:color w:val="0F1115"/>
-          <w:sz w:val="20"/>
-          <w:szCs w:val="20"/>
-          <w:lang w:val="en-US" w:eastAsia="ru-RU"/>
-        </w:rPr>
-        <w:t>widgets</w:t>
+        <w:t>create</w:t>
+      </w:r>
+      <w:proofErr w:type="gramEnd"/>
+      <w:r>
+        <w:rPr>
+          <w:rFonts w:ascii="Courier New" w:eastAsia="Times New Roman" w:hAnsi="Courier New" w:cs="Courier New"/>
+          <w:color w:val="0F1115"/>
+          <w:sz w:val="20"/>
+          <w:szCs w:val="20"/>
+          <w:lang w:val="en-US" w:eastAsia="ru-RU"/>
+        </w:rPr>
+        <w:t>_widgets</w:t>
       </w:r>
       <w:proofErr w:type="spellEnd"/>
       <w:r>
@@ -14097,7 +14397,6 @@
         </w:rPr>
         <w:t>()</w:t>
       </w:r>
-      <w:proofErr w:type="gramEnd"/>
     </w:p>
     <w:p>
       <w:pPr>
@@ -14181,7 +14480,6 @@
         <w:t xml:space="preserve">    </w:t>
       </w:r>
       <w:proofErr w:type="spellStart"/>
-      <w:proofErr w:type="gramStart"/>
       <w:r>
         <w:rPr>
           <w:rFonts w:ascii="Courier New" w:eastAsia="Times New Roman" w:hAnsi="Courier New" w:cs="Courier New"/>
@@ -14193,7 +14491,6 @@
         <w:t>def</w:t>
       </w:r>
       <w:proofErr w:type="spellEnd"/>
-      <w:proofErr w:type="gramEnd"/>
       <w:r>
         <w:rPr>
           <w:rFonts w:ascii="Courier New" w:eastAsia="Times New Roman" w:hAnsi="Courier New" w:cs="Courier New"/>
@@ -14385,6 +14682,7 @@
         <w:t>Label</w:t>
       </w:r>
       <w:proofErr w:type="spellEnd"/>
+      <w:proofErr w:type="gramEnd"/>
       <w:r>
         <w:rPr>
           <w:rFonts w:ascii="Courier New" w:eastAsia="Times New Roman" w:hAnsi="Courier New" w:cs="Courier New"/>
@@ -14396,7 +14694,6 @@
         <w:t>(</w:t>
       </w:r>
       <w:proofErr w:type="spellStart"/>
-      <w:proofErr w:type="gramEnd"/>
       <w:r>
         <w:rPr>
           <w:rFonts w:ascii="Courier New" w:eastAsia="Times New Roman" w:hAnsi="Courier New" w:cs="Courier New"/>
@@ -14587,40 +14884,30 @@
           <w:szCs w:val="20"/>
           <w:lang w:val="en-US" w:eastAsia="ru-RU"/>
         </w:rPr>
-        <w:t xml:space="preserve">                 </w:t>
+        <w:t xml:space="preserve">                 font</w:t>
       </w:r>
       <w:proofErr w:type="gramStart"/>
       <w:r>
         <w:rPr>
           <w:rFonts w:ascii="Courier New" w:eastAsia="Times New Roman" w:hAnsi="Courier New" w:cs="Courier New"/>
-          <w:color w:val="0F1115"/>
-          <w:sz w:val="20"/>
-          <w:szCs w:val="20"/>
-          <w:lang w:val="en-US" w:eastAsia="ru-RU"/>
-        </w:rPr>
-        <w:t>font</w:t>
+          <w:color w:val="4078F2"/>
+          <w:sz w:val="20"/>
+          <w:szCs w:val="20"/>
+          <w:lang w:val="en-US" w:eastAsia="ru-RU"/>
+        </w:rPr>
+        <w:t>=</w:t>
+      </w:r>
+      <w:r>
+        <w:rPr>
+          <w:rFonts w:ascii="Courier New" w:eastAsia="Times New Roman" w:hAnsi="Courier New" w:cs="Courier New"/>
+          <w:color w:val="383A42"/>
+          <w:sz w:val="20"/>
+          <w:szCs w:val="20"/>
+          <w:lang w:val="en-US" w:eastAsia="ru-RU"/>
+        </w:rPr>
+        <w:t>(</w:t>
       </w:r>
       <w:proofErr w:type="gramEnd"/>
-      <w:r>
-        <w:rPr>
-          <w:rFonts w:ascii="Courier New" w:eastAsia="Times New Roman" w:hAnsi="Courier New" w:cs="Courier New"/>
-          <w:color w:val="4078F2"/>
-          <w:sz w:val="20"/>
-          <w:szCs w:val="20"/>
-          <w:lang w:val="en-US" w:eastAsia="ru-RU"/>
-        </w:rPr>
-        <w:t>=</w:t>
-      </w:r>
-      <w:r>
-        <w:rPr>
-          <w:rFonts w:ascii="Courier New" w:eastAsia="Times New Roman" w:hAnsi="Courier New" w:cs="Courier New"/>
-          <w:color w:val="383A42"/>
-          <w:sz w:val="20"/>
-          <w:szCs w:val="20"/>
-          <w:lang w:val="en-US" w:eastAsia="ru-RU"/>
-        </w:rPr>
-        <w:t>(</w:t>
-      </w:r>
       <w:r>
         <w:rPr>
           <w:rFonts w:ascii="Courier New" w:eastAsia="Times New Roman" w:hAnsi="Courier New" w:cs="Courier New"/>
@@ -14932,8 +15219,29 @@
           <w:szCs w:val="20"/>
           <w:lang w:val="en-US" w:eastAsia="ru-RU"/>
         </w:rPr>
-        <w:t xml:space="preserve">        </w:t>
-      </w:r>
+        <w:t xml:space="preserve">        frame </w:t>
+      </w:r>
+      <w:r>
+        <w:rPr>
+          <w:rFonts w:ascii="Courier New" w:eastAsia="Times New Roman" w:hAnsi="Courier New" w:cs="Courier New"/>
+          <w:color w:val="4078F2"/>
+          <w:sz w:val="20"/>
+          <w:szCs w:val="20"/>
+          <w:lang w:val="en-US" w:eastAsia="ru-RU"/>
+        </w:rPr>
+        <w:t>=</w:t>
+      </w:r>
+      <w:r>
+        <w:rPr>
+          <w:rFonts w:ascii="Courier New" w:eastAsia="Times New Roman" w:hAnsi="Courier New" w:cs="Courier New"/>
+          <w:color w:val="0F1115"/>
+          <w:sz w:val="20"/>
+          <w:szCs w:val="20"/>
+          <w:lang w:val="en-US" w:eastAsia="ru-RU"/>
+        </w:rPr>
+        <w:t xml:space="preserve"> </w:t>
+      </w:r>
+      <w:proofErr w:type="spellStart"/>
       <w:proofErr w:type="gramStart"/>
       <w:r>
         <w:rPr>
@@ -14943,71 +15251,30 @@
           <w:szCs w:val="20"/>
           <w:lang w:val="en-US" w:eastAsia="ru-RU"/>
         </w:rPr>
-        <w:t>frame</w:t>
-      </w:r>
+        <w:t>tk</w:t>
+      </w:r>
+      <w:r>
+        <w:rPr>
+          <w:rFonts w:ascii="Courier New" w:eastAsia="Times New Roman" w:hAnsi="Courier New" w:cs="Courier New"/>
+          <w:color w:val="383A42"/>
+          <w:sz w:val="20"/>
+          <w:szCs w:val="20"/>
+          <w:lang w:val="en-US" w:eastAsia="ru-RU"/>
+        </w:rPr>
+        <w:t>.</w:t>
+      </w:r>
+      <w:r>
+        <w:rPr>
+          <w:rFonts w:ascii="Courier New" w:eastAsia="Times New Roman" w:hAnsi="Courier New" w:cs="Courier New"/>
+          <w:color w:val="0F1115"/>
+          <w:sz w:val="20"/>
+          <w:szCs w:val="20"/>
+          <w:lang w:val="en-US" w:eastAsia="ru-RU"/>
+        </w:rPr>
+        <w:t>LabelFrame</w:t>
+      </w:r>
+      <w:proofErr w:type="spellEnd"/>
       <w:proofErr w:type="gramEnd"/>
-      <w:r>
-        <w:rPr>
-          <w:rFonts w:ascii="Courier New" w:eastAsia="Times New Roman" w:hAnsi="Courier New" w:cs="Courier New"/>
-          <w:color w:val="0F1115"/>
-          <w:sz w:val="20"/>
-          <w:szCs w:val="20"/>
-          <w:lang w:val="en-US" w:eastAsia="ru-RU"/>
-        </w:rPr>
-        <w:t xml:space="preserve"> </w:t>
-      </w:r>
-      <w:r>
-        <w:rPr>
-          <w:rFonts w:ascii="Courier New" w:eastAsia="Times New Roman" w:hAnsi="Courier New" w:cs="Courier New"/>
-          <w:color w:val="4078F2"/>
-          <w:sz w:val="20"/>
-          <w:szCs w:val="20"/>
-          <w:lang w:val="en-US" w:eastAsia="ru-RU"/>
-        </w:rPr>
-        <w:t>=</w:t>
-      </w:r>
-      <w:r>
-        <w:rPr>
-          <w:rFonts w:ascii="Courier New" w:eastAsia="Times New Roman" w:hAnsi="Courier New" w:cs="Courier New"/>
-          <w:color w:val="0F1115"/>
-          <w:sz w:val="20"/>
-          <w:szCs w:val="20"/>
-          <w:lang w:val="en-US" w:eastAsia="ru-RU"/>
-        </w:rPr>
-        <w:t xml:space="preserve"> </w:t>
-      </w:r>
-      <w:proofErr w:type="spellStart"/>
-      <w:r>
-        <w:rPr>
-          <w:rFonts w:ascii="Courier New" w:eastAsia="Times New Roman" w:hAnsi="Courier New" w:cs="Courier New"/>
-          <w:color w:val="0F1115"/>
-          <w:sz w:val="20"/>
-          <w:szCs w:val="20"/>
-          <w:lang w:val="en-US" w:eastAsia="ru-RU"/>
-        </w:rPr>
-        <w:t>tk</w:t>
-      </w:r>
-      <w:r>
-        <w:rPr>
-          <w:rFonts w:ascii="Courier New" w:eastAsia="Times New Roman" w:hAnsi="Courier New" w:cs="Courier New"/>
-          <w:color w:val="383A42"/>
-          <w:sz w:val="20"/>
-          <w:szCs w:val="20"/>
-          <w:lang w:val="en-US" w:eastAsia="ru-RU"/>
-        </w:rPr>
-        <w:t>.</w:t>
-      </w:r>
-      <w:r>
-        <w:rPr>
-          <w:rFonts w:ascii="Courier New" w:eastAsia="Times New Roman" w:hAnsi="Courier New" w:cs="Courier New"/>
-          <w:color w:val="0F1115"/>
-          <w:sz w:val="20"/>
-          <w:szCs w:val="20"/>
-          <w:lang w:val="en-US" w:eastAsia="ru-RU"/>
-        </w:rPr>
-        <w:t>LabelFrame</w:t>
-      </w:r>
-      <w:proofErr w:type="spellEnd"/>
       <w:r>
         <w:rPr>
           <w:rFonts w:ascii="Courier New" w:eastAsia="Times New Roman" w:hAnsi="Courier New" w:cs="Courier New"/>
@@ -15318,6 +15585,7 @@
         <w:t>pack</w:t>
       </w:r>
       <w:proofErr w:type="spellEnd"/>
+      <w:proofErr w:type="gramEnd"/>
       <w:r>
         <w:rPr>
           <w:rFonts w:ascii="Courier New" w:eastAsia="Times New Roman" w:hAnsi="Courier New" w:cs="Courier New"/>
@@ -15328,7 +15596,6 @@
         </w:rPr>
         <w:t>(</w:t>
       </w:r>
-      <w:proofErr w:type="gramEnd"/>
       <w:r>
         <w:rPr>
           <w:rFonts w:ascii="Courier New" w:eastAsia="Times New Roman" w:hAnsi="Courier New" w:cs="Courier New"/>
@@ -15547,6 +15814,7 @@
         <w:t>Label</w:t>
       </w:r>
       <w:proofErr w:type="spellEnd"/>
+      <w:proofErr w:type="gramEnd"/>
       <w:r>
         <w:rPr>
           <w:rFonts w:ascii="Courier New" w:eastAsia="Times New Roman" w:hAnsi="Courier New" w:cs="Courier New"/>
@@ -15557,7 +15825,6 @@
         </w:rPr>
         <w:t>(</w:t>
       </w:r>
-      <w:proofErr w:type="gramEnd"/>
       <w:r>
         <w:rPr>
           <w:rFonts w:ascii="Courier New" w:eastAsia="Times New Roman" w:hAnsi="Courier New" w:cs="Courier New"/>
@@ -15840,6 +16107,7 @@
         <w:t xml:space="preserve">        </w:t>
       </w:r>
       <w:proofErr w:type="spellStart"/>
+      <w:proofErr w:type="gramStart"/>
       <w:r>
         <w:rPr>
           <w:rFonts w:ascii="Courier New" w:eastAsia="Times New Roman" w:hAnsi="Courier New" w:cs="Courier New"/>
@@ -15868,7 +16136,18 @@
           <w:szCs w:val="20"/>
           <w:lang w:val="en-US" w:eastAsia="ru-RU"/>
         </w:rPr>
-        <w:t>flower_type</w:t>
+        <w:t>flower</w:t>
+      </w:r>
+      <w:proofErr w:type="gramEnd"/>
+      <w:r>
+        <w:rPr>
+          <w:rFonts w:ascii="Courier New" w:eastAsia="Times New Roman" w:hAnsi="Courier New" w:cs="Courier New"/>
+          <w:color w:val="0F1115"/>
+          <w:sz w:val="20"/>
+          <w:szCs w:val="20"/>
+          <w:lang w:val="en-US" w:eastAsia="ru-RU"/>
+        </w:rPr>
+        <w:t>_type</w:t>
       </w:r>
       <w:proofErr w:type="spellEnd"/>
       <w:r>
@@ -15902,7 +16181,6 @@
         <w:t xml:space="preserve"> </w:t>
       </w:r>
       <w:proofErr w:type="spellStart"/>
-      <w:proofErr w:type="gramStart"/>
       <w:r>
         <w:rPr>
           <w:rFonts w:ascii="Courier New" w:eastAsia="Times New Roman" w:hAnsi="Courier New" w:cs="Courier New"/>
@@ -15944,7 +16222,6 @@
         </w:rPr>
         <w:t>(</w:t>
       </w:r>
-      <w:proofErr w:type="gramEnd"/>
       <w:r>
         <w:rPr>
           <w:rFonts w:ascii="Courier New" w:eastAsia="Times New Roman" w:hAnsi="Courier New" w:cs="Courier New"/>
@@ -16239,6 +16516,7 @@
         <w:t xml:space="preserve">        </w:t>
       </w:r>
       <w:proofErr w:type="spellStart"/>
+      <w:proofErr w:type="gramStart"/>
       <w:r>
         <w:rPr>
           <w:rFonts w:ascii="Courier New" w:eastAsia="Times New Roman" w:hAnsi="Courier New" w:cs="Courier New"/>
@@ -16267,18 +16545,18 @@
           <w:szCs w:val="20"/>
           <w:lang w:val="en-US" w:eastAsia="ru-RU"/>
         </w:rPr>
-        <w:t>flower_</w:t>
-      </w:r>
-      <w:proofErr w:type="gramStart"/>
-      <w:r>
-        <w:rPr>
-          <w:rFonts w:ascii="Courier New" w:eastAsia="Times New Roman" w:hAnsi="Courier New" w:cs="Courier New"/>
-          <w:color w:val="0F1115"/>
-          <w:sz w:val="20"/>
-          <w:szCs w:val="20"/>
-          <w:lang w:val="en-US" w:eastAsia="ru-RU"/>
-        </w:rPr>
-        <w:t>type</w:t>
+        <w:t>flower</w:t>
+      </w:r>
+      <w:proofErr w:type="gramEnd"/>
+      <w:r>
+        <w:rPr>
+          <w:rFonts w:ascii="Courier New" w:eastAsia="Times New Roman" w:hAnsi="Courier New" w:cs="Courier New"/>
+          <w:color w:val="0F1115"/>
+          <w:sz w:val="20"/>
+          <w:szCs w:val="20"/>
+          <w:lang w:val="en-US" w:eastAsia="ru-RU"/>
+        </w:rPr>
+        <w:t>_type</w:t>
       </w:r>
       <w:r>
         <w:rPr>
@@ -16311,7 +16589,6 @@
         </w:rPr>
         <w:t>(</w:t>
       </w:r>
-      <w:proofErr w:type="gramEnd"/>
       <w:r>
         <w:rPr>
           <w:rFonts w:ascii="Courier New" w:eastAsia="Times New Roman" w:hAnsi="Courier New" w:cs="Courier New"/>
@@ -16486,6 +16763,7 @@
         <w:t xml:space="preserve">        </w:t>
       </w:r>
       <w:proofErr w:type="spellStart"/>
+      <w:proofErr w:type="gramStart"/>
       <w:r>
         <w:rPr>
           <w:rFonts w:ascii="Courier New" w:eastAsia="Times New Roman" w:hAnsi="Courier New" w:cs="Courier New"/>
@@ -16514,18 +16792,18 @@
           <w:szCs w:val="20"/>
           <w:lang w:val="en-US" w:eastAsia="ru-RU"/>
         </w:rPr>
-        <w:t>flower_</w:t>
-      </w:r>
-      <w:proofErr w:type="gramStart"/>
-      <w:r>
-        <w:rPr>
-          <w:rFonts w:ascii="Courier New" w:eastAsia="Times New Roman" w:hAnsi="Courier New" w:cs="Courier New"/>
-          <w:color w:val="0F1115"/>
-          <w:sz w:val="20"/>
-          <w:szCs w:val="20"/>
-          <w:lang w:val="en-US" w:eastAsia="ru-RU"/>
-        </w:rPr>
-        <w:t>type</w:t>
+        <w:t>flower</w:t>
+      </w:r>
+      <w:proofErr w:type="gramEnd"/>
+      <w:r>
+        <w:rPr>
+          <w:rFonts w:ascii="Courier New" w:eastAsia="Times New Roman" w:hAnsi="Courier New" w:cs="Courier New"/>
+          <w:color w:val="0F1115"/>
+          <w:sz w:val="20"/>
+          <w:szCs w:val="20"/>
+          <w:lang w:val="en-US" w:eastAsia="ru-RU"/>
+        </w:rPr>
+        <w:t>_type</w:t>
       </w:r>
       <w:r>
         <w:rPr>
@@ -16558,7 +16836,6 @@
         </w:rPr>
         <w:t>(</w:t>
       </w:r>
-      <w:proofErr w:type="gramEnd"/>
       <w:r>
         <w:rPr>
           <w:rFonts w:ascii="Courier New" w:eastAsia="Times New Roman" w:hAnsi="Courier New" w:cs="Courier New"/>
@@ -16653,6 +16930,7 @@
         <w:t>Label</w:t>
       </w:r>
       <w:proofErr w:type="spellEnd"/>
+      <w:proofErr w:type="gramEnd"/>
       <w:r>
         <w:rPr>
           <w:rFonts w:ascii="Courier New" w:eastAsia="Times New Roman" w:hAnsi="Courier New" w:cs="Courier New"/>
@@ -16663,7 +16941,6 @@
         </w:rPr>
         <w:t>(</w:t>
       </w:r>
-      <w:proofErr w:type="gramEnd"/>
       <w:r>
         <w:rPr>
           <w:rFonts w:ascii="Courier New" w:eastAsia="Times New Roman" w:hAnsi="Courier New" w:cs="Courier New"/>
@@ -16978,6 +17255,7 @@
         <w:t xml:space="preserve">        </w:t>
       </w:r>
       <w:proofErr w:type="spellStart"/>
+      <w:proofErr w:type="gramStart"/>
       <w:r>
         <w:rPr>
           <w:rFonts w:ascii="Courier New" w:eastAsia="Times New Roman" w:hAnsi="Courier New" w:cs="Courier New"/>
@@ -17009,6 +17287,7 @@
         <w:t>quantity</w:t>
       </w:r>
       <w:proofErr w:type="spellEnd"/>
+      <w:proofErr w:type="gramEnd"/>
       <w:r>
         <w:rPr>
           <w:rFonts w:ascii="Courier New" w:eastAsia="Times New Roman" w:hAnsi="Courier New" w:cs="Courier New"/>
@@ -17040,7 +17319,6 @@
         <w:t xml:space="preserve"> </w:t>
       </w:r>
       <w:proofErr w:type="spellStart"/>
-      <w:proofErr w:type="gramStart"/>
       <w:r>
         <w:rPr>
           <w:rFonts w:ascii="Courier New" w:eastAsia="Times New Roman" w:hAnsi="Courier New" w:cs="Courier New"/>
@@ -17082,7 +17360,6 @@
         </w:rPr>
         <w:t>(</w:t>
       </w:r>
-      <w:proofErr w:type="gramEnd"/>
       <w:r>
         <w:rPr>
           <w:rFonts w:ascii="Courier New" w:eastAsia="Times New Roman" w:hAnsi="Courier New" w:cs="Courier New"/>
@@ -17216,6 +17493,7 @@
         </w:rPr>
         <w:t>quantity</w:t>
       </w:r>
+      <w:proofErr w:type="gramEnd"/>
       <w:r>
         <w:rPr>
           <w:rFonts w:ascii="Courier New" w:eastAsia="Times New Roman" w:hAnsi="Courier New" w:cs="Courier New"/>
@@ -17247,7 +17525,6 @@
         </w:rPr>
         <w:t>(</w:t>
       </w:r>
-      <w:proofErr w:type="gramEnd"/>
       <w:r>
         <w:rPr>
           <w:rFonts w:ascii="Courier New" w:eastAsia="Times New Roman" w:hAnsi="Courier New" w:cs="Courier New"/>
@@ -17493,6 +17770,7 @@
         </w:rPr>
         <w:t>quantity</w:t>
       </w:r>
+      <w:proofErr w:type="gramEnd"/>
       <w:r>
         <w:rPr>
           <w:rFonts w:ascii="Courier New" w:eastAsia="Times New Roman" w:hAnsi="Courier New" w:cs="Courier New"/>
@@ -17524,7 +17802,6 @@
         </w:rPr>
         <w:t>(</w:t>
       </w:r>
-      <w:proofErr w:type="gramEnd"/>
       <w:r>
         <w:rPr>
           <w:rFonts w:ascii="Courier New" w:eastAsia="Times New Roman" w:hAnsi="Courier New" w:cs="Courier New"/>
@@ -17779,6 +18056,7 @@
         <w:t>Button</w:t>
       </w:r>
       <w:proofErr w:type="spellEnd"/>
+      <w:proofErr w:type="gramEnd"/>
       <w:r>
         <w:rPr>
           <w:rFonts w:ascii="Courier New" w:eastAsia="Times New Roman" w:hAnsi="Courier New" w:cs="Courier New"/>
@@ -17790,7 +18068,6 @@
         <w:t>(</w:t>
       </w:r>
       <w:proofErr w:type="spellStart"/>
-      <w:proofErr w:type="gramEnd"/>
       <w:r>
         <w:rPr>
           <w:rFonts w:ascii="Courier New" w:eastAsia="Times New Roman" w:hAnsi="Courier New" w:cs="Courier New"/>
@@ -18044,6 +18321,120 @@
         <w:t xml:space="preserve">                  </w:t>
       </w:r>
       <w:proofErr w:type="spellStart"/>
+      <w:r>
+        <w:rPr>
+          <w:rFonts w:ascii="Courier New" w:eastAsia="Times New Roman" w:hAnsi="Courier New" w:cs="Courier New"/>
+          <w:color w:val="0F1115"/>
+          <w:sz w:val="20"/>
+          <w:szCs w:val="20"/>
+          <w:lang w:val="en-US" w:eastAsia="ru-RU"/>
+        </w:rPr>
+        <w:t>bg</w:t>
+      </w:r>
+      <w:proofErr w:type="spellEnd"/>
+      <w:r>
+        <w:rPr>
+          <w:rFonts w:ascii="Courier New" w:eastAsia="Times New Roman" w:hAnsi="Courier New" w:cs="Courier New"/>
+          <w:color w:val="4078F2"/>
+          <w:sz w:val="20"/>
+          <w:szCs w:val="20"/>
+          <w:lang w:val="en-US" w:eastAsia="ru-RU"/>
+        </w:rPr>
+        <w:t>=</w:t>
+      </w:r>
+      <w:r>
+        <w:rPr>
+          <w:rFonts w:ascii="Courier New" w:eastAsia="Times New Roman" w:hAnsi="Courier New" w:cs="Courier New"/>
+          <w:color w:val="50A14F"/>
+          <w:sz w:val="20"/>
+          <w:szCs w:val="20"/>
+          <w:lang w:val="en-US" w:eastAsia="ru-RU"/>
+        </w:rPr>
+        <w:t>"#4CAF50"</w:t>
+      </w:r>
+      <w:r>
+        <w:rPr>
+          <w:rFonts w:ascii="Courier New" w:eastAsia="Times New Roman" w:hAnsi="Courier New" w:cs="Courier New"/>
+          <w:color w:val="383A42"/>
+          <w:sz w:val="20"/>
+          <w:szCs w:val="20"/>
+          <w:lang w:val="en-US" w:eastAsia="ru-RU"/>
+        </w:rPr>
+        <w:t>,</w:t>
+      </w:r>
+      <w:r>
+        <w:rPr>
+          <w:rFonts w:ascii="Courier New" w:eastAsia="Times New Roman" w:hAnsi="Courier New" w:cs="Courier New"/>
+          <w:color w:val="0F1115"/>
+          <w:sz w:val="20"/>
+          <w:szCs w:val="20"/>
+          <w:lang w:val="en-US" w:eastAsia="ru-RU"/>
+        </w:rPr>
+        <w:t xml:space="preserve"> </w:t>
+      </w:r>
+      <w:proofErr w:type="spellStart"/>
+      <w:r>
+        <w:rPr>
+          <w:rFonts w:ascii="Courier New" w:eastAsia="Times New Roman" w:hAnsi="Courier New" w:cs="Courier New"/>
+          <w:color w:val="0F1115"/>
+          <w:sz w:val="20"/>
+          <w:szCs w:val="20"/>
+          <w:lang w:val="en-US" w:eastAsia="ru-RU"/>
+        </w:rPr>
+        <w:t>fg</w:t>
+      </w:r>
+      <w:proofErr w:type="spellEnd"/>
+      <w:r>
+        <w:rPr>
+          <w:rFonts w:ascii="Courier New" w:eastAsia="Times New Roman" w:hAnsi="Courier New" w:cs="Courier New"/>
+          <w:color w:val="4078F2"/>
+          <w:sz w:val="20"/>
+          <w:szCs w:val="20"/>
+          <w:lang w:val="en-US" w:eastAsia="ru-RU"/>
+        </w:rPr>
+        <w:t>=</w:t>
+      </w:r>
+      <w:r>
+        <w:rPr>
+          <w:rFonts w:ascii="Courier New" w:eastAsia="Times New Roman" w:hAnsi="Courier New" w:cs="Courier New"/>
+          <w:color w:val="50A14F"/>
+          <w:sz w:val="20"/>
+          <w:szCs w:val="20"/>
+          <w:lang w:val="en-US" w:eastAsia="ru-RU"/>
+        </w:rPr>
+        <w:t>"white"</w:t>
+      </w:r>
+      <w:r>
+        <w:rPr>
+          <w:rFonts w:ascii="Courier New" w:eastAsia="Times New Roman" w:hAnsi="Courier New" w:cs="Courier New"/>
+          <w:color w:val="383A42"/>
+          <w:sz w:val="20"/>
+          <w:szCs w:val="20"/>
+          <w:lang w:val="en-US" w:eastAsia="ru-RU"/>
+        </w:rPr>
+        <w:t>,</w:t>
+      </w:r>
+      <w:r>
+        <w:rPr>
+          <w:rFonts w:ascii="Courier New" w:eastAsia="Times New Roman" w:hAnsi="Courier New" w:cs="Courier New"/>
+          <w:color w:val="0F1115"/>
+          <w:sz w:val="20"/>
+          <w:szCs w:val="20"/>
+          <w:lang w:val="en-US" w:eastAsia="ru-RU"/>
+        </w:rPr>
+        <w:t xml:space="preserve"> command</w:t>
+      </w:r>
+      <w:r>
+        <w:rPr>
+          <w:rFonts w:ascii="Courier New" w:eastAsia="Times New Roman" w:hAnsi="Courier New" w:cs="Courier New"/>
+          <w:color w:val="4078F2"/>
+          <w:sz w:val="20"/>
+          <w:szCs w:val="20"/>
+          <w:lang w:val="en-US" w:eastAsia="ru-RU"/>
+        </w:rPr>
+        <w:t>=</w:t>
+      </w:r>
+      <w:proofErr w:type="spellStart"/>
       <w:proofErr w:type="gramStart"/>
       <w:r>
         <w:rPr>
@@ -18053,144 +18444,30 @@
           <w:szCs w:val="20"/>
           <w:lang w:val="en-US" w:eastAsia="ru-RU"/>
         </w:rPr>
-        <w:t>bg</w:t>
+        <w:t>self</w:t>
+      </w:r>
+      <w:r>
+        <w:rPr>
+          <w:rFonts w:ascii="Courier New" w:eastAsia="Times New Roman" w:hAnsi="Courier New" w:cs="Courier New"/>
+          <w:color w:val="383A42"/>
+          <w:sz w:val="20"/>
+          <w:szCs w:val="20"/>
+          <w:lang w:val="en-US" w:eastAsia="ru-RU"/>
+        </w:rPr>
+        <w:t>.</w:t>
+      </w:r>
+      <w:r>
+        <w:rPr>
+          <w:rFonts w:ascii="Courier New" w:eastAsia="Times New Roman" w:hAnsi="Courier New" w:cs="Courier New"/>
+          <w:color w:val="0F1115"/>
+          <w:sz w:val="20"/>
+          <w:szCs w:val="20"/>
+          <w:lang w:val="en-US" w:eastAsia="ru-RU"/>
+        </w:rPr>
+        <w:t>calculate</w:t>
       </w:r>
       <w:proofErr w:type="spellEnd"/>
       <w:proofErr w:type="gramEnd"/>
-      <w:r>
-        <w:rPr>
-          <w:rFonts w:ascii="Courier New" w:eastAsia="Times New Roman" w:hAnsi="Courier New" w:cs="Courier New"/>
-          <w:color w:val="4078F2"/>
-          <w:sz w:val="20"/>
-          <w:szCs w:val="20"/>
-          <w:lang w:val="en-US" w:eastAsia="ru-RU"/>
-        </w:rPr>
-        <w:t>=</w:t>
-      </w:r>
-      <w:r>
-        <w:rPr>
-          <w:rFonts w:ascii="Courier New" w:eastAsia="Times New Roman" w:hAnsi="Courier New" w:cs="Courier New"/>
-          <w:color w:val="50A14F"/>
-          <w:sz w:val="20"/>
-          <w:szCs w:val="20"/>
-          <w:lang w:val="en-US" w:eastAsia="ru-RU"/>
-        </w:rPr>
-        <w:t>"#4CAF50"</w:t>
-      </w:r>
-      <w:r>
-        <w:rPr>
-          <w:rFonts w:ascii="Courier New" w:eastAsia="Times New Roman" w:hAnsi="Courier New" w:cs="Courier New"/>
-          <w:color w:val="383A42"/>
-          <w:sz w:val="20"/>
-          <w:szCs w:val="20"/>
-          <w:lang w:val="en-US" w:eastAsia="ru-RU"/>
-        </w:rPr>
-        <w:t>,</w:t>
-      </w:r>
-      <w:r>
-        <w:rPr>
-          <w:rFonts w:ascii="Courier New" w:eastAsia="Times New Roman" w:hAnsi="Courier New" w:cs="Courier New"/>
-          <w:color w:val="0F1115"/>
-          <w:sz w:val="20"/>
-          <w:szCs w:val="20"/>
-          <w:lang w:val="en-US" w:eastAsia="ru-RU"/>
-        </w:rPr>
-        <w:t xml:space="preserve"> </w:t>
-      </w:r>
-      <w:proofErr w:type="spellStart"/>
-      <w:r>
-        <w:rPr>
-          <w:rFonts w:ascii="Courier New" w:eastAsia="Times New Roman" w:hAnsi="Courier New" w:cs="Courier New"/>
-          <w:color w:val="0F1115"/>
-          <w:sz w:val="20"/>
-          <w:szCs w:val="20"/>
-          <w:lang w:val="en-US" w:eastAsia="ru-RU"/>
-        </w:rPr>
-        <w:t>fg</w:t>
-      </w:r>
-      <w:proofErr w:type="spellEnd"/>
-      <w:r>
-        <w:rPr>
-          <w:rFonts w:ascii="Courier New" w:eastAsia="Times New Roman" w:hAnsi="Courier New" w:cs="Courier New"/>
-          <w:color w:val="4078F2"/>
-          <w:sz w:val="20"/>
-          <w:szCs w:val="20"/>
-          <w:lang w:val="en-US" w:eastAsia="ru-RU"/>
-        </w:rPr>
-        <w:t>=</w:t>
-      </w:r>
-      <w:r>
-        <w:rPr>
-          <w:rFonts w:ascii="Courier New" w:eastAsia="Times New Roman" w:hAnsi="Courier New" w:cs="Courier New"/>
-          <w:color w:val="50A14F"/>
-          <w:sz w:val="20"/>
-          <w:szCs w:val="20"/>
-          <w:lang w:val="en-US" w:eastAsia="ru-RU"/>
-        </w:rPr>
-        <w:t>"white"</w:t>
-      </w:r>
-      <w:r>
-        <w:rPr>
-          <w:rFonts w:ascii="Courier New" w:eastAsia="Times New Roman" w:hAnsi="Courier New" w:cs="Courier New"/>
-          <w:color w:val="383A42"/>
-          <w:sz w:val="20"/>
-          <w:szCs w:val="20"/>
-          <w:lang w:val="en-US" w:eastAsia="ru-RU"/>
-        </w:rPr>
-        <w:t>,</w:t>
-      </w:r>
-      <w:r>
-        <w:rPr>
-          <w:rFonts w:ascii="Courier New" w:eastAsia="Times New Roman" w:hAnsi="Courier New" w:cs="Courier New"/>
-          <w:color w:val="0F1115"/>
-          <w:sz w:val="20"/>
-          <w:szCs w:val="20"/>
-          <w:lang w:val="en-US" w:eastAsia="ru-RU"/>
-        </w:rPr>
-        <w:t xml:space="preserve"> command</w:t>
-      </w:r>
-      <w:r>
-        <w:rPr>
-          <w:rFonts w:ascii="Courier New" w:eastAsia="Times New Roman" w:hAnsi="Courier New" w:cs="Courier New"/>
-          <w:color w:val="4078F2"/>
-          <w:sz w:val="20"/>
-          <w:szCs w:val="20"/>
-          <w:lang w:val="en-US" w:eastAsia="ru-RU"/>
-        </w:rPr>
-        <w:t>=</w:t>
-      </w:r>
-      <w:proofErr w:type="spellStart"/>
-      <w:r>
-        <w:rPr>
-          <w:rFonts w:ascii="Courier New" w:eastAsia="Times New Roman" w:hAnsi="Courier New" w:cs="Courier New"/>
-          <w:color w:val="0F1115"/>
-          <w:sz w:val="20"/>
-          <w:szCs w:val="20"/>
-          <w:lang w:val="en-US" w:eastAsia="ru-RU"/>
-        </w:rPr>
-        <w:t>self</w:t>
-      </w:r>
-      <w:r>
-        <w:rPr>
-          <w:rFonts w:ascii="Courier New" w:eastAsia="Times New Roman" w:hAnsi="Courier New" w:cs="Courier New"/>
-          <w:color w:val="383A42"/>
-          <w:sz w:val="20"/>
-          <w:szCs w:val="20"/>
-          <w:lang w:val="en-US" w:eastAsia="ru-RU"/>
-        </w:rPr>
-        <w:t>.</w:t>
-      </w:r>
-      <w:r>
-        <w:rPr>
-          <w:rFonts w:ascii="Courier New" w:eastAsia="Times New Roman" w:hAnsi="Courier New" w:cs="Courier New"/>
-          <w:color w:val="0F1115"/>
-          <w:sz w:val="20"/>
-          <w:szCs w:val="20"/>
-          <w:lang w:val="en-US" w:eastAsia="ru-RU"/>
-        </w:rPr>
-        <w:t>calculate</w:t>
-      </w:r>
-      <w:proofErr w:type="spellEnd"/>
       <w:r>
         <w:rPr>
           <w:rFonts w:ascii="Courier New" w:eastAsia="Times New Roman" w:hAnsi="Courier New" w:cs="Courier New"/>
@@ -18509,6 +18786,7 @@
         <w:t>LabelFrame</w:t>
       </w:r>
       <w:proofErr w:type="spellEnd"/>
+      <w:proofErr w:type="gramEnd"/>
       <w:r>
         <w:rPr>
           <w:rFonts w:ascii="Courier New" w:eastAsia="Times New Roman" w:hAnsi="Courier New" w:cs="Courier New"/>
@@ -18520,7 +18798,6 @@
         <w:t>(</w:t>
       </w:r>
       <w:proofErr w:type="spellStart"/>
-      <w:proofErr w:type="gramEnd"/>
       <w:r>
         <w:rPr>
           <w:rFonts w:ascii="Courier New" w:eastAsia="Times New Roman" w:hAnsi="Courier New" w:cs="Courier New"/>
@@ -18810,6 +19087,7 @@
         <w:t>pack</w:t>
       </w:r>
       <w:proofErr w:type="spellEnd"/>
+      <w:proofErr w:type="gramEnd"/>
       <w:r>
         <w:rPr>
           <w:rFonts w:ascii="Courier New" w:eastAsia="Times New Roman" w:hAnsi="Courier New" w:cs="Courier New"/>
@@ -18820,7 +19098,6 @@
         </w:rPr>
         <w:t>(</w:t>
       </w:r>
-      <w:proofErr w:type="gramEnd"/>
       <w:r>
         <w:rPr>
           <w:rFonts w:ascii="Courier New" w:eastAsia="Times New Roman" w:hAnsi="Courier New" w:cs="Courier New"/>
@@ -19047,6 +19324,7 @@
         <w:t xml:space="preserve">        </w:t>
       </w:r>
       <w:proofErr w:type="spellStart"/>
+      <w:proofErr w:type="gramStart"/>
       <w:r>
         <w:rPr>
           <w:rFonts w:ascii="Courier New" w:eastAsia="Times New Roman" w:hAnsi="Courier New" w:cs="Courier New"/>
@@ -19075,7 +19353,18 @@
           <w:szCs w:val="20"/>
           <w:lang w:val="en-US" w:eastAsia="ru-RU"/>
         </w:rPr>
-        <w:t>result_text</w:t>
+        <w:t>result</w:t>
+      </w:r>
+      <w:proofErr w:type="gramEnd"/>
+      <w:r>
+        <w:rPr>
+          <w:rFonts w:ascii="Courier New" w:eastAsia="Times New Roman" w:hAnsi="Courier New" w:cs="Courier New"/>
+          <w:color w:val="0F1115"/>
+          <w:sz w:val="20"/>
+          <w:szCs w:val="20"/>
+          <w:lang w:val="en-US" w:eastAsia="ru-RU"/>
+        </w:rPr>
+        <w:t>_text</w:t>
       </w:r>
       <w:proofErr w:type="spellEnd"/>
       <w:r>
@@ -19109,7 +19398,6 @@
         <w:t xml:space="preserve"> </w:t>
       </w:r>
       <w:proofErr w:type="spellStart"/>
-      <w:proofErr w:type="gramStart"/>
       <w:r>
         <w:rPr>
           <w:rFonts w:ascii="Courier New" w:eastAsia="Times New Roman" w:hAnsi="Courier New" w:cs="Courier New"/>
@@ -19152,7 +19440,6 @@
         <w:t>(</w:t>
       </w:r>
       <w:proofErr w:type="spellStart"/>
-      <w:proofErr w:type="gramEnd"/>
       <w:r>
         <w:rPr>
           <w:rFonts w:ascii="Courier New" w:eastAsia="Times New Roman" w:hAnsi="Courier New" w:cs="Courier New"/>
@@ -19256,6 +19543,7 @@
         <w:t xml:space="preserve">        </w:t>
       </w:r>
       <w:proofErr w:type="spellStart"/>
+      <w:proofErr w:type="gramStart"/>
       <w:r>
         <w:rPr>
           <w:rFonts w:ascii="Courier New" w:eastAsia="Times New Roman" w:hAnsi="Courier New" w:cs="Courier New"/>
@@ -19284,18 +19572,18 @@
           <w:szCs w:val="20"/>
           <w:lang w:val="en-US" w:eastAsia="ru-RU"/>
         </w:rPr>
-        <w:t>result_</w:t>
-      </w:r>
-      <w:proofErr w:type="gramStart"/>
-      <w:r>
-        <w:rPr>
-          <w:rFonts w:ascii="Courier New" w:eastAsia="Times New Roman" w:hAnsi="Courier New" w:cs="Courier New"/>
-          <w:color w:val="0F1115"/>
-          <w:sz w:val="20"/>
-          <w:szCs w:val="20"/>
-          <w:lang w:val="en-US" w:eastAsia="ru-RU"/>
-        </w:rPr>
-        <w:t>text</w:t>
+        <w:t>result</w:t>
+      </w:r>
+      <w:proofErr w:type="gramEnd"/>
+      <w:r>
+        <w:rPr>
+          <w:rFonts w:ascii="Courier New" w:eastAsia="Times New Roman" w:hAnsi="Courier New" w:cs="Courier New"/>
+          <w:color w:val="0F1115"/>
+          <w:sz w:val="20"/>
+          <w:szCs w:val="20"/>
+          <w:lang w:val="en-US" w:eastAsia="ru-RU"/>
+        </w:rPr>
+        <w:t>_text</w:t>
       </w:r>
       <w:r>
         <w:rPr>
@@ -19328,7 +19616,6 @@
         </w:rPr>
         <w:t>(</w:t>
       </w:r>
-      <w:proofErr w:type="gramEnd"/>
       <w:r>
         <w:rPr>
           <w:rFonts w:ascii="Courier New" w:eastAsia="Times New Roman" w:hAnsi="Courier New" w:cs="Courier New"/>
@@ -19652,6 +19939,7 @@
         <w:t xml:space="preserve">        </w:t>
       </w:r>
       <w:proofErr w:type="spellStart"/>
+      <w:proofErr w:type="gramStart"/>
       <w:r>
         <w:rPr>
           <w:rFonts w:ascii="Courier New" w:eastAsia="Times New Roman" w:hAnsi="Courier New" w:cs="Courier New"/>
@@ -19680,18 +19968,18 @@
           <w:szCs w:val="20"/>
           <w:lang w:val="en-US" w:eastAsia="ru-RU"/>
         </w:rPr>
-        <w:t>result_</w:t>
-      </w:r>
-      <w:proofErr w:type="gramStart"/>
-      <w:r>
-        <w:rPr>
-          <w:rFonts w:ascii="Courier New" w:eastAsia="Times New Roman" w:hAnsi="Courier New" w:cs="Courier New"/>
-          <w:color w:val="0F1115"/>
-          <w:sz w:val="20"/>
-          <w:szCs w:val="20"/>
-          <w:lang w:val="en-US" w:eastAsia="ru-RU"/>
-        </w:rPr>
-        <w:t>text</w:t>
+        <w:t>result</w:t>
+      </w:r>
+      <w:proofErr w:type="gramEnd"/>
+      <w:r>
+        <w:rPr>
+          <w:rFonts w:ascii="Courier New" w:eastAsia="Times New Roman" w:hAnsi="Courier New" w:cs="Courier New"/>
+          <w:color w:val="0F1115"/>
+          <w:sz w:val="20"/>
+          <w:szCs w:val="20"/>
+          <w:lang w:val="en-US" w:eastAsia="ru-RU"/>
+        </w:rPr>
+        <w:t>_text</w:t>
       </w:r>
       <w:r>
         <w:rPr>
@@ -19724,7 +20012,6 @@
         </w:rPr>
         <w:t>(</w:t>
       </w:r>
-      <w:proofErr w:type="gramEnd"/>
       <w:r>
         <w:rPr>
           <w:rFonts w:ascii="Courier New" w:eastAsia="Times New Roman" w:hAnsi="Courier New" w:cs="Courier New"/>
@@ -20035,48 +20322,58 @@
         </w:rPr>
       </w:pPr>
       <w:proofErr w:type="spellStart"/>
+      <w:r>
+        <w:rPr>
+          <w:rFonts w:ascii="Courier New" w:eastAsia="Times New Roman" w:hAnsi="Courier New" w:cs="Courier New"/>
+          <w:color w:val="A626A4"/>
+          <w:sz w:val="20"/>
+          <w:szCs w:val="20"/>
+          <w:lang w:val="en-US" w:eastAsia="ru-RU"/>
+        </w:rPr>
+        <w:t>def</w:t>
+      </w:r>
+      <w:proofErr w:type="spellEnd"/>
+      <w:r>
+        <w:rPr>
+          <w:rFonts w:ascii="Courier New" w:eastAsia="Times New Roman" w:hAnsi="Courier New" w:cs="Courier New"/>
+          <w:color w:val="0F1115"/>
+          <w:sz w:val="20"/>
+          <w:szCs w:val="20"/>
+          <w:lang w:val="en-US" w:eastAsia="ru-RU"/>
+        </w:rPr>
+        <w:t xml:space="preserve"> </w:t>
+      </w:r>
       <w:proofErr w:type="gramStart"/>
       <w:r>
         <w:rPr>
           <w:rFonts w:ascii="Courier New" w:eastAsia="Times New Roman" w:hAnsi="Courier New" w:cs="Courier New"/>
-          <w:color w:val="A626A4"/>
-          <w:sz w:val="20"/>
-          <w:szCs w:val="20"/>
-          <w:lang w:val="en-US" w:eastAsia="ru-RU"/>
-        </w:rPr>
-        <w:t>def</w:t>
-      </w:r>
-      <w:proofErr w:type="spellEnd"/>
+          <w:color w:val="4078F2"/>
+          <w:sz w:val="20"/>
+          <w:szCs w:val="20"/>
+          <w:lang w:val="en-US" w:eastAsia="ru-RU"/>
+        </w:rPr>
+        <w:t>main</w:t>
+      </w:r>
+      <w:r>
+        <w:rPr>
+          <w:rFonts w:ascii="Courier New" w:eastAsia="Times New Roman" w:hAnsi="Courier New" w:cs="Courier New"/>
+          <w:color w:val="383A42"/>
+          <w:sz w:val="20"/>
+          <w:szCs w:val="20"/>
+          <w:lang w:val="en-US" w:eastAsia="ru-RU"/>
+        </w:rPr>
+        <w:t>(</w:t>
+      </w:r>
       <w:proofErr w:type="gramEnd"/>
       <w:r>
         <w:rPr>
           <w:rFonts w:ascii="Courier New" w:eastAsia="Times New Roman" w:hAnsi="Courier New" w:cs="Courier New"/>
-          <w:color w:val="0F1115"/>
-          <w:sz w:val="20"/>
-          <w:szCs w:val="20"/>
-          <w:lang w:val="en-US" w:eastAsia="ru-RU"/>
-        </w:rPr>
-        <w:t xml:space="preserve"> </w:t>
-      </w:r>
-      <w:r>
-        <w:rPr>
-          <w:rFonts w:ascii="Courier New" w:eastAsia="Times New Roman" w:hAnsi="Courier New" w:cs="Courier New"/>
-          <w:color w:val="4078F2"/>
-          <w:sz w:val="20"/>
-          <w:szCs w:val="20"/>
-          <w:lang w:val="en-US" w:eastAsia="ru-RU"/>
-        </w:rPr>
-        <w:t>main</w:t>
-      </w:r>
-      <w:r>
-        <w:rPr>
-          <w:rFonts w:ascii="Courier New" w:eastAsia="Times New Roman" w:hAnsi="Courier New" w:cs="Courier New"/>
           <w:color w:val="383A42"/>
           <w:sz w:val="20"/>
           <w:szCs w:val="20"/>
           <w:lang w:val="en-US" w:eastAsia="ru-RU"/>
         </w:rPr>
-        <w:t>():</w:t>
+        <w:t>):</w:t>
       </w:r>
     </w:p>
     <w:p>
@@ -20117,8 +20414,29 @@
           <w:szCs w:val="20"/>
           <w:lang w:val="en-US" w:eastAsia="ru-RU"/>
         </w:rPr>
-        <w:t xml:space="preserve">    </w:t>
-      </w:r>
+        <w:t xml:space="preserve">    root </w:t>
+      </w:r>
+      <w:r>
+        <w:rPr>
+          <w:rFonts w:ascii="Courier New" w:eastAsia="Times New Roman" w:hAnsi="Courier New" w:cs="Courier New"/>
+          <w:color w:val="4078F2"/>
+          <w:sz w:val="20"/>
+          <w:szCs w:val="20"/>
+          <w:lang w:val="en-US" w:eastAsia="ru-RU"/>
+        </w:rPr>
+        <w:t>=</w:t>
+      </w:r>
+      <w:r>
+        <w:rPr>
+          <w:rFonts w:ascii="Courier New" w:eastAsia="Times New Roman" w:hAnsi="Courier New" w:cs="Courier New"/>
+          <w:color w:val="0F1115"/>
+          <w:sz w:val="20"/>
+          <w:szCs w:val="20"/>
+          <w:lang w:val="en-US" w:eastAsia="ru-RU"/>
+        </w:rPr>
+        <w:t xml:space="preserve"> </w:t>
+      </w:r>
+      <w:proofErr w:type="spellStart"/>
       <w:proofErr w:type="gramStart"/>
       <w:r>
         <w:rPr>
@@ -20128,71 +20446,30 @@
           <w:szCs w:val="20"/>
           <w:lang w:val="en-US" w:eastAsia="ru-RU"/>
         </w:rPr>
-        <w:t>root</w:t>
-      </w:r>
+        <w:t>tk</w:t>
+      </w:r>
+      <w:r>
+        <w:rPr>
+          <w:rFonts w:ascii="Courier New" w:eastAsia="Times New Roman" w:hAnsi="Courier New" w:cs="Courier New"/>
+          <w:color w:val="383A42"/>
+          <w:sz w:val="20"/>
+          <w:szCs w:val="20"/>
+          <w:lang w:val="en-US" w:eastAsia="ru-RU"/>
+        </w:rPr>
+        <w:t>.</w:t>
+      </w:r>
+      <w:r>
+        <w:rPr>
+          <w:rFonts w:ascii="Courier New" w:eastAsia="Times New Roman" w:hAnsi="Courier New" w:cs="Courier New"/>
+          <w:color w:val="0F1115"/>
+          <w:sz w:val="20"/>
+          <w:szCs w:val="20"/>
+          <w:lang w:val="en-US" w:eastAsia="ru-RU"/>
+        </w:rPr>
+        <w:t>Tk</w:t>
+      </w:r>
+      <w:proofErr w:type="spellEnd"/>
       <w:proofErr w:type="gramEnd"/>
-      <w:r>
-        <w:rPr>
-          <w:rFonts w:ascii="Courier New" w:eastAsia="Times New Roman" w:hAnsi="Courier New" w:cs="Courier New"/>
-          <w:color w:val="0F1115"/>
-          <w:sz w:val="20"/>
-          <w:szCs w:val="20"/>
-          <w:lang w:val="en-US" w:eastAsia="ru-RU"/>
-        </w:rPr>
-        <w:t xml:space="preserve"> </w:t>
-      </w:r>
-      <w:r>
-        <w:rPr>
-          <w:rFonts w:ascii="Courier New" w:eastAsia="Times New Roman" w:hAnsi="Courier New" w:cs="Courier New"/>
-          <w:color w:val="4078F2"/>
-          <w:sz w:val="20"/>
-          <w:szCs w:val="20"/>
-          <w:lang w:val="en-US" w:eastAsia="ru-RU"/>
-        </w:rPr>
-        <w:t>=</w:t>
-      </w:r>
-      <w:r>
-        <w:rPr>
-          <w:rFonts w:ascii="Courier New" w:eastAsia="Times New Roman" w:hAnsi="Courier New" w:cs="Courier New"/>
-          <w:color w:val="0F1115"/>
-          <w:sz w:val="20"/>
-          <w:szCs w:val="20"/>
-          <w:lang w:val="en-US" w:eastAsia="ru-RU"/>
-        </w:rPr>
-        <w:t xml:space="preserve"> </w:t>
-      </w:r>
-      <w:proofErr w:type="spellStart"/>
-      <w:r>
-        <w:rPr>
-          <w:rFonts w:ascii="Courier New" w:eastAsia="Times New Roman" w:hAnsi="Courier New" w:cs="Courier New"/>
-          <w:color w:val="0F1115"/>
-          <w:sz w:val="20"/>
-          <w:szCs w:val="20"/>
-          <w:lang w:val="en-US" w:eastAsia="ru-RU"/>
-        </w:rPr>
-        <w:t>tk</w:t>
-      </w:r>
-      <w:r>
-        <w:rPr>
-          <w:rFonts w:ascii="Courier New" w:eastAsia="Times New Roman" w:hAnsi="Courier New" w:cs="Courier New"/>
-          <w:color w:val="383A42"/>
-          <w:sz w:val="20"/>
-          <w:szCs w:val="20"/>
-          <w:lang w:val="en-US" w:eastAsia="ru-RU"/>
-        </w:rPr>
-        <w:t>.</w:t>
-      </w:r>
-      <w:r>
-        <w:rPr>
-          <w:rFonts w:ascii="Courier New" w:eastAsia="Times New Roman" w:hAnsi="Courier New" w:cs="Courier New"/>
-          <w:color w:val="0F1115"/>
-          <w:sz w:val="20"/>
-          <w:szCs w:val="20"/>
-          <w:lang w:val="en-US" w:eastAsia="ru-RU"/>
-        </w:rPr>
-        <w:t>Tk</w:t>
-      </w:r>
-      <w:proofErr w:type="spellEnd"/>
       <w:r>
         <w:rPr>
           <w:rFonts w:ascii="Courier New" w:eastAsia="Times New Roman" w:hAnsi="Courier New" w:cs="Courier New"/>
@@ -20242,29 +20519,7 @@
           <w:szCs w:val="20"/>
           <w:lang w:val="en-US" w:eastAsia="ru-RU"/>
         </w:rPr>
-        <w:t xml:space="preserve">    </w:t>
-      </w:r>
-      <w:proofErr w:type="gramStart"/>
-      <w:r>
-        <w:rPr>
-          <w:rFonts w:ascii="Courier New" w:eastAsia="Times New Roman" w:hAnsi="Courier New" w:cs="Courier New"/>
-          <w:color w:val="0F1115"/>
-          <w:sz w:val="20"/>
-          <w:szCs w:val="20"/>
-          <w:lang w:val="en-US" w:eastAsia="ru-RU"/>
-        </w:rPr>
-        <w:t>app</w:t>
-      </w:r>
-      <w:proofErr w:type="gramEnd"/>
-      <w:r>
-        <w:rPr>
-          <w:rFonts w:ascii="Courier New" w:eastAsia="Times New Roman" w:hAnsi="Courier New" w:cs="Courier New"/>
-          <w:color w:val="0F1115"/>
-          <w:sz w:val="20"/>
-          <w:szCs w:val="20"/>
-          <w:lang w:val="en-US" w:eastAsia="ru-RU"/>
-        </w:rPr>
-        <w:t xml:space="preserve"> </w:t>
+        <w:t xml:space="preserve">    app </w:t>
       </w:r>
       <w:r>
         <w:rPr>
@@ -20402,6 +20657,7 @@
         <w:t>mainloop</w:t>
       </w:r>
       <w:proofErr w:type="spellEnd"/>
+      <w:proofErr w:type="gramEnd"/>
       <w:r>
         <w:rPr>
           <w:rFonts w:ascii="Courier New" w:eastAsia="Times New Roman" w:hAnsi="Courier New" w:cs="Courier New"/>
@@ -20412,7 +20668,6 @@
         </w:rPr>
         <w:t>()</w:t>
       </w:r>
-      <w:proofErr w:type="gramEnd"/>
     </w:p>
     <w:p>
       <w:pPr>
@@ -23094,7 +23349,6 @@
                 <w:lang w:eastAsia="ru-RU"/>
               </w:rPr>
             </w:pPr>
-            <w:proofErr w:type="gramStart"/>
             <w:r>
               <w:rPr>
                 <w:rFonts w:ascii="Times New Roman" w:eastAsia="Times New Roman" w:hAnsi="Times New Roman" w:cs="Times New Roman"/>
@@ -23102,17 +23356,7 @@
                 <w:szCs w:val="24"/>
                 <w:lang w:eastAsia="ru-RU"/>
               </w:rPr>
-              <w:t>целое &gt;</w:t>
-            </w:r>
-            <w:proofErr w:type="gramEnd"/>
-            <w:r>
-              <w:rPr>
-                <w:rFonts w:ascii="Times New Roman" w:eastAsia="Times New Roman" w:hAnsi="Times New Roman" w:cs="Times New Roman"/>
-                <w:sz w:val="24"/>
-                <w:szCs w:val="24"/>
-                <w:lang w:eastAsia="ru-RU"/>
-              </w:rPr>
-              <w:t xml:space="preserve"> 0</w:t>
+              <w:t>целое &gt; 0</w:t>
             </w:r>
           </w:p>
         </w:tc>
@@ -26534,8 +26778,8 @@
 </file>
 
 <file path=word/numbering.xml><?xml version="1.0" encoding="utf-8"?>
-<w:numbering xmlns:wpc="http://schemas.microsoft.com/office/word/2010/wordprocessingCanvas" xmlns:mc="http://schemas.openxmlformats.org/markup-compatibility/2006" xmlns:o="urn:schemas-microsoft-com:office:office" xmlns:r="http://schemas.openxmlformats.org/officeDocument/2006/relationships" xmlns:m="http://schemas.openxmlformats.org/officeDocument/2006/math" xmlns:v="urn:schemas-microsoft-com:vml" xmlns:wp14="http://schemas.microsoft.com/office/word/2010/wordprocessingDrawing" xmlns:wp="http://schemas.openxmlformats.org/drawingml/2006/wordprocessingDrawing" xmlns:w10="urn:schemas-microsoft-com:office:word" xmlns:w="http://schemas.openxmlformats.org/wordprocessingml/2006/main" xmlns:w14="http://schemas.microsoft.com/office/word/2010/wordml" xmlns:w15="http://schemas.microsoft.com/office/word/2012/wordml" xmlns:wpg="http://schemas.microsoft.com/office/word/2010/wordprocessingGroup" xmlns:wpi="http://schemas.microsoft.com/office/word/2010/wordprocessingInk" xmlns:wne="http://schemas.microsoft.com/office/word/2006/wordml" xmlns:wps="http://schemas.microsoft.com/office/word/2010/wordprocessingShape" mc:Ignorable="w14 w15 wp14">
-  <w:abstractNum w:abstractNumId="0">
+<w:numbering xmlns:wpc="http://schemas.microsoft.com/office/word/2010/wordprocessingCanvas" xmlns:cx="http://schemas.microsoft.com/office/drawing/2014/chartex" xmlns:mc="http://schemas.openxmlformats.org/markup-compatibility/2006" xmlns:o="urn:schemas-microsoft-com:office:office" xmlns:r="http://schemas.openxmlformats.org/officeDocument/2006/relationships" xmlns:m="http://schemas.openxmlformats.org/officeDocument/2006/math" xmlns:v="urn:schemas-microsoft-com:vml" xmlns:wp14="http://schemas.microsoft.com/office/word/2010/wordprocessingDrawing" xmlns:wp="http://schemas.openxmlformats.org/drawingml/2006/wordprocessingDrawing" xmlns:w10="urn:schemas-microsoft-com:office:word" xmlns:w="http://schemas.openxmlformats.org/wordprocessingml/2006/main" xmlns:w14="http://schemas.microsoft.com/office/word/2010/wordml" xmlns:w15="http://schemas.microsoft.com/office/word/2012/wordml" xmlns:w16se="http://schemas.microsoft.com/office/word/2015/wordml/symex" xmlns:wpg="http://schemas.microsoft.com/office/word/2010/wordprocessingGroup" xmlns:wpi="http://schemas.microsoft.com/office/word/2010/wordprocessingInk" xmlns:wne="http://schemas.microsoft.com/office/word/2006/wordml" xmlns:wps="http://schemas.microsoft.com/office/word/2010/wordprocessingShape" mc:Ignorable="w14 w15 w16se wp14">
+  <w:abstractNum w:abstractNumId="0" w15:restartNumberingAfterBreak="0">
     <w:nsid w:val="00A02785"/>
     <w:multiLevelType w:val="multilevel"/>
     <w:tmpl w:val="AAF629C8"/>
@@ -26684,7 +26928,7 @@
       </w:rPr>
     </w:lvl>
   </w:abstractNum>
-  <w:abstractNum w:abstractNumId="1">
+  <w:abstractNum w:abstractNumId="1" w15:restartNumberingAfterBreak="0">
     <w:nsid w:val="0D507657"/>
     <w:multiLevelType w:val="multilevel"/>
     <w:tmpl w:val="643EFA5C"/>
@@ -26833,7 +27077,7 @@
       </w:rPr>
     </w:lvl>
   </w:abstractNum>
-  <w:abstractNum w:abstractNumId="2">
+  <w:abstractNum w:abstractNumId="2" w15:restartNumberingAfterBreak="0">
     <w:nsid w:val="11964C12"/>
     <w:multiLevelType w:val="multilevel"/>
     <w:tmpl w:val="4378B958"/>
@@ -26946,7 +27190,7 @@
       </w:pPr>
     </w:lvl>
   </w:abstractNum>
-  <w:abstractNum w:abstractNumId="3">
+  <w:abstractNum w:abstractNumId="3" w15:restartNumberingAfterBreak="0">
     <w:nsid w:val="18384464"/>
     <w:multiLevelType w:val="multilevel"/>
     <w:tmpl w:val="E55480B6"/>
@@ -27095,7 +27339,7 @@
       </w:rPr>
     </w:lvl>
   </w:abstractNum>
-  <w:abstractNum w:abstractNumId="4">
+  <w:abstractNum w:abstractNumId="4" w15:restartNumberingAfterBreak="0">
     <w:nsid w:val="183B3F67"/>
     <w:multiLevelType w:val="multilevel"/>
     <w:tmpl w:val="0F9C546A"/>
@@ -27244,7 +27488,7 @@
       </w:rPr>
     </w:lvl>
   </w:abstractNum>
-  <w:abstractNum w:abstractNumId="5">
+  <w:abstractNum w:abstractNumId="5" w15:restartNumberingAfterBreak="0">
     <w:nsid w:val="18B64088"/>
     <w:multiLevelType w:val="multilevel"/>
     <w:tmpl w:val="B220FFCE"/>
@@ -27393,7 +27637,7 @@
       </w:rPr>
     </w:lvl>
   </w:abstractNum>
-  <w:abstractNum w:abstractNumId="6">
+  <w:abstractNum w:abstractNumId="6" w15:restartNumberingAfterBreak="0">
     <w:nsid w:val="34FC6B02"/>
     <w:multiLevelType w:val="multilevel"/>
     <w:tmpl w:val="E2E29336"/>
@@ -27542,7 +27786,7 @@
       </w:rPr>
     </w:lvl>
   </w:abstractNum>
-  <w:abstractNum w:abstractNumId="7">
+  <w:abstractNum w:abstractNumId="7" w15:restartNumberingAfterBreak="0">
     <w:nsid w:val="3A116A21"/>
     <w:multiLevelType w:val="multilevel"/>
     <w:tmpl w:val="6D5E12CE"/>
@@ -27691,7 +27935,7 @@
       </w:rPr>
     </w:lvl>
   </w:abstractNum>
-  <w:abstractNum w:abstractNumId="8">
+  <w:abstractNum w:abstractNumId="8" w15:restartNumberingAfterBreak="0">
     <w:nsid w:val="74676F4D"/>
     <w:multiLevelType w:val="multilevel"/>
     <w:tmpl w:val="7AE89A9E"/>
@@ -27808,7 +28052,7 @@
       </w:pPr>
     </w:lvl>
   </w:abstractNum>
-  <w:abstractNum w:abstractNumId="9">
+  <w:abstractNum w:abstractNumId="9" w15:restartNumberingAfterBreak="0">
     <w:nsid w:val="7F140309"/>
     <w:multiLevelType w:val="multilevel"/>
     <w:tmpl w:val="5964CE24"/>
@@ -27991,7 +28235,7 @@
 </file>
 
 <file path=word/styles.xml><?xml version="1.0" encoding="utf-8"?>
-<w:styles xmlns:mc="http://schemas.openxmlformats.org/markup-compatibility/2006" xmlns:r="http://schemas.openxmlformats.org/officeDocument/2006/relationships" xmlns:w="http://schemas.openxmlformats.org/wordprocessingml/2006/main" xmlns:w14="http://schemas.microsoft.com/office/word/2010/wordml" xmlns:w15="http://schemas.microsoft.com/office/word/2012/wordml" mc:Ignorable="w14 w15">
+<w:styles xmlns:mc="http://schemas.openxmlformats.org/markup-compatibility/2006" xmlns:r="http://schemas.openxmlformats.org/officeDocument/2006/relationships" xmlns:w="http://schemas.openxmlformats.org/wordprocessingml/2006/main" xmlns:w14="http://schemas.microsoft.com/office/word/2010/wordml" xmlns:w15="http://schemas.microsoft.com/office/word/2012/wordml" xmlns:w16se="http://schemas.microsoft.com/office/word/2015/wordml/symex" mc:Ignorable="w14 w15 w16se">
   <w:docDefaults>
     <w:rPrDefault>
       <w:rPr>
@@ -28906,7 +29150,7 @@
 </file>
 
 <file path=customXml/itemProps1.xml><?xml version="1.0" encoding="utf-8"?>
-<ds:datastoreItem xmlns:ds="http://schemas.openxmlformats.org/officeDocument/2006/customXml" ds:itemID="{44402EB1-2D2F-4969-B3DC-73AEEDBF775C}">
+<ds:datastoreItem xmlns:ds="http://schemas.openxmlformats.org/officeDocument/2006/customXml" ds:itemID="{B088B94C-2E2A-44CF-8750-4158F46F776E}">
   <ds:schemaRefs>
     <ds:schemaRef ds:uri="http://schemas.openxmlformats.org/officeDocument/2006/bibliography"/>
   </ds:schemaRefs>
